--- a/Knowledge/3-Work knowledge/1-Software Engineering/2-General Technologies/9-Databases/5-My Source/2-SQL/4-SQL Commands - DQL/11-SQL Expressions.docx
+++ b/Knowledge/3-Work knowledge/1-Software Engineering/2-General Technologies/9-Databases/5-My Source/2-SQL/4-SQL Commands - DQL/11-SQL Expressions.docx
@@ -161,8 +161,8 @@
         <w:rPr>
           <w:rFonts w:ascii="Roboto Mono" w:hAnsi="Roboto Mono"/>
         </w:rPr>
-        <w:pict w14:anchorId="0B8E1D2D">
-          <v:rect id="_x0000_i1254" style="width:0;height:1.5pt" o:hralign="center" o:hrstd="t" o:hr="t" fillcolor="#a0a0a0" stroked="f"/>
+        <w:pict w14:anchorId="5559F39F">
+          <v:rect id="_x0000_i1025" style="width:0;height:1.5pt" o:hralign="center" o:hrstd="t" o:hr="t" fillcolor="#a0a0a0" stroked="f"/>
         </w:pict>
       </w:r>
     </w:p>
@@ -256,7 +256,7 @@
       <w:pPr>
         <w:numPr>
           <w:ilvl w:val="0"/>
-          <w:numId w:val="2"/>
+          <w:numId w:val="1"/>
         </w:numPr>
         <w:rPr>
           <w:rFonts w:ascii="Roboto Mono" w:hAnsi="Roboto Mono"/>
@@ -273,7 +273,7 @@
       <w:pPr>
         <w:numPr>
           <w:ilvl w:val="0"/>
-          <w:numId w:val="2"/>
+          <w:numId w:val="1"/>
         </w:numPr>
         <w:rPr>
           <w:rFonts w:ascii="Roboto Mono" w:hAnsi="Roboto Mono"/>
@@ -290,7 +290,7 @@
       <w:pPr>
         <w:numPr>
           <w:ilvl w:val="0"/>
-          <w:numId w:val="2"/>
+          <w:numId w:val="1"/>
         </w:numPr>
         <w:rPr>
           <w:rFonts w:ascii="Roboto Mono" w:hAnsi="Roboto Mono"/>
@@ -307,7 +307,7 @@
       <w:pPr>
         <w:numPr>
           <w:ilvl w:val="0"/>
-          <w:numId w:val="2"/>
+          <w:numId w:val="1"/>
         </w:numPr>
         <w:rPr>
           <w:rFonts w:ascii="Roboto Mono" w:hAnsi="Roboto Mono"/>
@@ -324,7 +324,7 @@
       <w:pPr>
         <w:numPr>
           <w:ilvl w:val="0"/>
-          <w:numId w:val="2"/>
+          <w:numId w:val="1"/>
         </w:numPr>
         <w:rPr>
           <w:rFonts w:ascii="Roboto Mono" w:hAnsi="Roboto Mono"/>
@@ -341,7 +341,7 @@
       <w:pPr>
         <w:numPr>
           <w:ilvl w:val="0"/>
-          <w:numId w:val="2"/>
+          <w:numId w:val="1"/>
         </w:numPr>
         <w:rPr>
           <w:rFonts w:ascii="Roboto Mono" w:hAnsi="Roboto Mono"/>
@@ -358,7 +358,7 @@
       <w:pPr>
         <w:numPr>
           <w:ilvl w:val="0"/>
-          <w:numId w:val="2"/>
+          <w:numId w:val="1"/>
         </w:numPr>
         <w:rPr>
           <w:rFonts w:ascii="Roboto Mono" w:hAnsi="Roboto Mono"/>
@@ -381,8 +381,8 @@
         <w:rPr>
           <w:rFonts w:ascii="Roboto Mono" w:hAnsi="Roboto Mono"/>
         </w:rPr>
-        <w:pict w14:anchorId="6601F4FA">
-          <v:rect id="_x0000_i1255" style="width:0;height:1.5pt" o:hralign="center" o:hrstd="t" o:hr="t" fillcolor="#a0a0a0" stroked="f"/>
+        <w:pict w14:anchorId="76E3F32D">
+          <v:rect id="_x0000_i1026" style="width:0;height:1.5pt" o:hralign="center" o:hrstd="t" o:hr="t" fillcolor="#a0a0a0" stroked="f"/>
         </w:pict>
       </w:r>
     </w:p>
@@ -471,9 +471,8 @@
         <w:rPr>
           <w:noProof/>
         </w:rPr>
-        <w:lastRenderedPageBreak/>
         <w:drawing>
-          <wp:inline distT="0" distB="0" distL="0" distR="0" wp14:anchorId="6E3035FE" wp14:editId="7C13E759">
+          <wp:inline distT="0" distB="0" distL="0" distR="0" wp14:anchorId="345BF11B" wp14:editId="463D727F">
             <wp:extent cx="5943600" cy="858520"/>
             <wp:effectExtent l="0" t="0" r="0" b="0"/>
             <wp:docPr id="158058446" name="Picture 1"/>
@@ -490,7 +489,7 @@
                     </pic:cNvPicPr>
                   </pic:nvPicPr>
                   <pic:blipFill>
-                    <a:blip r:embed="rId6">
+                    <a:blip r:embed="rId5">
                       <a:extLst>
                         <a:ext uri="{28A0092B-C50C-407E-A947-70E740481C1C}">
                           <a14:useLocalDpi xmlns:a14="http://schemas.microsoft.com/office/drawing/2010/main" val="0"/>
@@ -710,8 +709,8 @@
         <w:rPr>
           <w:rFonts w:ascii="Roboto Mono" w:hAnsi="Roboto Mono"/>
         </w:rPr>
-        <w:pict w14:anchorId="74200C69">
-          <v:rect id="_x0000_i1256" style="width:0;height:1.5pt" o:hralign="center" o:hrstd="t" o:hr="t" fillcolor="#a0a0a0" stroked="f"/>
+        <w:pict w14:anchorId="21F4EC14">
+          <v:rect id="_x0000_i1027" style="width:0;height:1.5pt" o:hralign="center" o:hrstd="t" o:hr="t" fillcolor="#a0a0a0" stroked="f"/>
         </w:pict>
       </w:r>
     </w:p>
@@ -745,7 +744,7 @@
           <w:noProof/>
         </w:rPr>
         <w:drawing>
-          <wp:inline distT="0" distB="0" distL="0" distR="0" wp14:anchorId="54C78BF5" wp14:editId="14E1975A">
+          <wp:inline distT="0" distB="0" distL="0" distR="0" wp14:anchorId="3E5E5C3C" wp14:editId="45054B6E">
             <wp:extent cx="5943600" cy="1228725"/>
             <wp:effectExtent l="0" t="0" r="0" b="9525"/>
             <wp:docPr id="1623639210" name="Picture 2"/>
@@ -762,7 +761,7 @@
                     </pic:cNvPicPr>
                   </pic:nvPicPr>
                   <pic:blipFill>
-                    <a:blip r:embed="rId7">
+                    <a:blip r:embed="rId6">
                       <a:extLst>
                         <a:ext uri="{28A0092B-C50C-407E-A947-70E740481C1C}">
                           <a14:useLocalDpi xmlns:a14="http://schemas.microsoft.com/office/drawing/2010/main" val="0"/>
@@ -869,8 +868,8 @@
         <w:rPr>
           <w:rFonts w:ascii="Roboto Mono" w:hAnsi="Roboto Mono"/>
         </w:rPr>
-        <w:pict w14:anchorId="0C890013">
-          <v:rect id="_x0000_i1257" style="width:0;height:1.5pt" o:hralign="center" o:hrstd="t" o:hr="t" fillcolor="#a0a0a0" stroked="f"/>
+        <w:pict w14:anchorId="4C116FF1">
+          <v:rect id="_x0000_i1028" style="width:0;height:1.5pt" o:hralign="center" o:hrstd="t" o:hr="t" fillcolor="#a0a0a0" stroked="f"/>
         </w:pict>
       </w:r>
     </w:p>
@@ -904,7 +903,7 @@
           <w:noProof/>
         </w:rPr>
         <w:drawing>
-          <wp:inline distT="0" distB="0" distL="0" distR="0" wp14:anchorId="348134D4" wp14:editId="7625356E">
+          <wp:inline distT="0" distB="0" distL="0" distR="0" wp14:anchorId="772B886F" wp14:editId="5C1E037B">
             <wp:extent cx="5943600" cy="846455"/>
             <wp:effectExtent l="0" t="0" r="0" b="0"/>
             <wp:docPr id="495820970" name="Picture 3"/>
@@ -921,7 +920,7 @@
                     </pic:cNvPicPr>
                   </pic:nvPicPr>
                   <pic:blipFill>
-                    <a:blip r:embed="rId8">
+                    <a:blip r:embed="rId7">
                       <a:extLst>
                         <a:ext uri="{28A0092B-C50C-407E-A947-70E740481C1C}">
                           <a14:useLocalDpi xmlns:a14="http://schemas.microsoft.com/office/drawing/2010/main" val="0"/>
@@ -995,7 +994,6 @@
                 <w:b/>
                 <w:bCs/>
               </w:rPr>
-              <w:lastRenderedPageBreak/>
               <w:t>Name</w:t>
             </w:r>
           </w:p>
@@ -1204,7 +1202,7 @@
           <w:noProof/>
         </w:rPr>
         <w:drawing>
-          <wp:inline distT="0" distB="0" distL="0" distR="0" wp14:anchorId="1749B800" wp14:editId="0F83F9B8">
+          <wp:inline distT="0" distB="0" distL="0" distR="0" wp14:anchorId="06787AF3" wp14:editId="57117A04">
             <wp:extent cx="5943600" cy="619125"/>
             <wp:effectExtent l="0" t="0" r="0" b="9525"/>
             <wp:docPr id="1635288627" name="Picture 4"/>
@@ -1221,7 +1219,7 @@
                     </pic:cNvPicPr>
                   </pic:nvPicPr>
                   <pic:blipFill>
-                    <a:blip r:embed="rId9">
+                    <a:blip r:embed="rId8">
                       <a:extLst>
                         <a:ext uri="{28A0092B-C50C-407E-A947-70E740481C1C}">
                           <a14:useLocalDpi xmlns:a14="http://schemas.microsoft.com/office/drawing/2010/main" val="0"/>
@@ -1289,8 +1287,8 @@
         <w:rPr>
           <w:rFonts w:ascii="Roboto Mono" w:hAnsi="Roboto Mono"/>
         </w:rPr>
-        <w:pict w14:anchorId="7ED489FA">
-          <v:rect id="_x0000_i1258" style="width:0;height:1.5pt" o:hralign="center" o:hrstd="t" o:hr="t" fillcolor="#a0a0a0" stroked="f"/>
+        <w:pict w14:anchorId="54003EA0">
+          <v:rect id="_x0000_i1029" style="width:0;height:1.5pt" o:hralign="center" o:hrstd="t" o:hr="t" fillcolor="#a0a0a0" stroked="f"/>
         </w:pict>
       </w:r>
     </w:p>
@@ -1380,7 +1378,7 @@
           <w:noProof/>
         </w:rPr>
         <w:drawing>
-          <wp:inline distT="0" distB="0" distL="0" distR="0" wp14:anchorId="2F04F3A2" wp14:editId="22FFE6FC">
+          <wp:inline distT="0" distB="0" distL="0" distR="0" wp14:anchorId="5482DF11" wp14:editId="3BB4736E">
             <wp:extent cx="5943600" cy="602615"/>
             <wp:effectExtent l="0" t="0" r="0" b="6985"/>
             <wp:docPr id="1750670767" name="Picture 5"/>
@@ -1397,7 +1395,7 @@
                     </pic:cNvPicPr>
                   </pic:nvPicPr>
                   <pic:blipFill>
-                    <a:blip r:embed="rId10">
+                    <a:blip r:embed="rId9">
                       <a:extLst>
                         <a:ext uri="{28A0092B-C50C-407E-A947-70E740481C1C}">
                           <a14:useLocalDpi xmlns:a14="http://schemas.microsoft.com/office/drawing/2010/main" val="0"/>
@@ -1459,7 +1457,7 @@
       <w:pPr>
         <w:numPr>
           <w:ilvl w:val="0"/>
-          <w:numId w:val="3"/>
+          <w:numId w:val="2"/>
         </w:numPr>
         <w:rPr>
           <w:rFonts w:ascii="Roboto Mono" w:hAnsi="Roboto Mono"/>
@@ -1476,7 +1474,7 @@
       <w:pPr>
         <w:numPr>
           <w:ilvl w:val="0"/>
-          <w:numId w:val="3"/>
+          <w:numId w:val="2"/>
         </w:numPr>
         <w:rPr>
           <w:rFonts w:ascii="Roboto Mono" w:hAnsi="Roboto Mono"/>
@@ -1493,7 +1491,7 @@
       <w:pPr>
         <w:numPr>
           <w:ilvl w:val="0"/>
-          <w:numId w:val="3"/>
+          <w:numId w:val="2"/>
         </w:numPr>
         <w:rPr>
           <w:rFonts w:ascii="Roboto Mono" w:hAnsi="Roboto Mono"/>
@@ -1510,7 +1508,7 @@
       <w:pPr>
         <w:numPr>
           <w:ilvl w:val="0"/>
-          <w:numId w:val="3"/>
+          <w:numId w:val="2"/>
         </w:numPr>
         <w:rPr>
           <w:rFonts w:ascii="Roboto Mono" w:hAnsi="Roboto Mono"/>
@@ -1527,7 +1525,7 @@
       <w:pPr>
         <w:numPr>
           <w:ilvl w:val="0"/>
-          <w:numId w:val="3"/>
+          <w:numId w:val="2"/>
         </w:numPr>
         <w:rPr>
           <w:rFonts w:ascii="Roboto Mono" w:hAnsi="Roboto Mono"/>
@@ -1550,8 +1548,8 @@
         <w:rPr>
           <w:rFonts w:ascii="Roboto Mono" w:hAnsi="Roboto Mono"/>
         </w:rPr>
-        <w:pict w14:anchorId="3ABE3B0D">
-          <v:rect id="_x0000_i1259" style="width:0;height:1.5pt" o:hralign="center" o:hrstd="t" o:hr="t" fillcolor="#a0a0a0" stroked="f"/>
+        <w:pict w14:anchorId="286F644E">
+          <v:rect id="_x0000_i1030" style="width:0;height:1.5pt" o:hralign="center" o:hrstd="t" o:hr="t" fillcolor="#a0a0a0" stroked="f"/>
         </w:pict>
       </w:r>
     </w:p>
@@ -1640,9 +1638,8 @@
         <w:rPr>
           <w:noProof/>
         </w:rPr>
-        <w:lastRenderedPageBreak/>
         <w:drawing>
-          <wp:inline distT="0" distB="0" distL="0" distR="0" wp14:anchorId="6A97F882" wp14:editId="1CD885D3">
+          <wp:inline distT="0" distB="0" distL="0" distR="0" wp14:anchorId="14BD1E27" wp14:editId="363A73D1">
             <wp:extent cx="5943600" cy="2640330"/>
             <wp:effectExtent l="0" t="0" r="0" b="7620"/>
             <wp:docPr id="1489687826" name="Picture 6"/>
@@ -1659,7 +1656,7 @@
                     </pic:cNvPicPr>
                   </pic:nvPicPr>
                   <pic:blipFill>
-                    <a:blip r:embed="rId11">
+                    <a:blip r:embed="rId10">
                       <a:extLst>
                         <a:ext uri="{28A0092B-C50C-407E-A947-70E740481C1C}">
                           <a14:useLocalDpi xmlns:a14="http://schemas.microsoft.com/office/drawing/2010/main" val="0"/>
@@ -2087,8 +2084,8 @@
         <w:rPr>
           <w:rFonts w:ascii="Roboto Mono" w:hAnsi="Roboto Mono"/>
         </w:rPr>
-        <w:pict w14:anchorId="2EEC25AF">
-          <v:rect id="_x0000_i1260" style="width:0;height:1.5pt" o:hralign="center" o:hrstd="t" o:hr="t" fillcolor="#a0a0a0" stroked="f"/>
+        <w:pict w14:anchorId="5467D88E">
+          <v:rect id="_x0000_i1031" style="width:0;height:1.5pt" o:hralign="center" o:hrstd="t" o:hr="t" fillcolor="#a0a0a0" stroked="f"/>
         </w:pict>
       </w:r>
     </w:p>
@@ -2177,9 +2174,8 @@
         <w:rPr>
           <w:noProof/>
         </w:rPr>
-        <w:lastRenderedPageBreak/>
         <w:drawing>
-          <wp:inline distT="0" distB="0" distL="0" distR="0" wp14:anchorId="0106C52A" wp14:editId="4F6F47D3">
+          <wp:inline distT="0" distB="0" distL="0" distR="0" wp14:anchorId="7B79F4DC" wp14:editId="10B39742">
             <wp:extent cx="5943600" cy="2273935"/>
             <wp:effectExtent l="0" t="0" r="0" b="0"/>
             <wp:docPr id="170751088" name="Picture 7"/>
@@ -2196,7 +2192,7 @@
                     </pic:cNvPicPr>
                   </pic:nvPicPr>
                   <pic:blipFill>
-                    <a:blip r:embed="rId12">
+                    <a:blip r:embed="rId11">
                       <a:extLst>
                         <a:ext uri="{28A0092B-C50C-407E-A947-70E740481C1C}">
                           <a14:useLocalDpi xmlns:a14="http://schemas.microsoft.com/office/drawing/2010/main" val="0"/>
@@ -2579,8 +2575,8 @@
         <w:rPr>
           <w:rFonts w:ascii="Roboto Mono" w:hAnsi="Roboto Mono"/>
         </w:rPr>
-        <w:pict w14:anchorId="346E7AC0">
-          <v:rect id="_x0000_i1261" style="width:0;height:1.5pt" o:hralign="center" o:hrstd="t" o:hr="t" fillcolor="#a0a0a0" stroked="f"/>
+        <w:pict w14:anchorId="2EEB9FB8">
+          <v:rect id="_x0000_i1032" style="width:0;height:1.5pt" o:hralign="center" o:hrstd="t" o:hr="t" fillcolor="#a0a0a0" stroked="f"/>
         </w:pict>
       </w:r>
     </w:p>
@@ -2703,7 +2699,7 @@
           <w:noProof/>
         </w:rPr>
         <w:drawing>
-          <wp:inline distT="0" distB="0" distL="0" distR="0" wp14:anchorId="0FD7DA36" wp14:editId="47D852FC">
+          <wp:inline distT="0" distB="0" distL="0" distR="0" wp14:anchorId="54BE71DA" wp14:editId="29229ED9">
             <wp:extent cx="5943600" cy="1099185"/>
             <wp:effectExtent l="0" t="0" r="0" b="5715"/>
             <wp:docPr id="1681885861" name="Picture 8"/>
@@ -2720,7 +2716,7 @@
                     </pic:cNvPicPr>
                   </pic:nvPicPr>
                   <pic:blipFill>
-                    <a:blip r:embed="rId13">
+                    <a:blip r:embed="rId12">
                       <a:extLst>
                         <a:ext uri="{28A0092B-C50C-407E-A947-70E740481C1C}">
                           <a14:useLocalDpi xmlns:a14="http://schemas.microsoft.com/office/drawing/2010/main" val="0"/>
@@ -2775,7 +2771,6 @@
         <w:rPr>
           <w:rFonts w:ascii="Roboto Mono" w:hAnsi="Roboto Mono"/>
         </w:rPr>
-        <w:lastRenderedPageBreak/>
         <w:t xml:space="preserve">    Salary,</w:t>
       </w:r>
     </w:p>
@@ -2815,8 +2810,8 @@
         <w:rPr>
           <w:rFonts w:ascii="Roboto Mono" w:hAnsi="Roboto Mono"/>
         </w:rPr>
-        <w:pict w14:anchorId="0D67D8DE">
-          <v:rect id="_x0000_i1262" style="width:0;height:1.5pt" o:hralign="center" o:hrstd="t" o:hr="t" fillcolor="#a0a0a0" stroked="f"/>
+        <w:pict w14:anchorId="205B3169">
+          <v:rect id="_x0000_i1033" style="width:0;height:1.5pt" o:hralign="center" o:hrstd="t" o:hr="t" fillcolor="#a0a0a0" stroked="f"/>
         </w:pict>
       </w:r>
     </w:p>
@@ -2850,7 +2845,7 @@
           <w:noProof/>
         </w:rPr>
         <w:drawing>
-          <wp:inline distT="0" distB="0" distL="0" distR="0" wp14:anchorId="78F393EE" wp14:editId="64C43331">
+          <wp:inline distT="0" distB="0" distL="0" distR="0" wp14:anchorId="3034BED4" wp14:editId="7289963E">
             <wp:extent cx="5943600" cy="928370"/>
             <wp:effectExtent l="0" t="0" r="0" b="5080"/>
             <wp:docPr id="1738525430" name="Picture 9"/>
@@ -2867,7 +2862,7 @@
                     </pic:cNvPicPr>
                   </pic:nvPicPr>
                   <pic:blipFill>
-                    <a:blip r:embed="rId14">
+                    <a:blip r:embed="rId13">
                       <a:extLst>
                         <a:ext uri="{28A0092B-C50C-407E-A947-70E740481C1C}">
                           <a14:useLocalDpi xmlns:a14="http://schemas.microsoft.com/office/drawing/2010/main" val="0"/>
@@ -2948,8 +2943,8 @@
         <w:rPr>
           <w:rFonts w:ascii="Roboto Mono" w:hAnsi="Roboto Mono"/>
         </w:rPr>
-        <w:pict w14:anchorId="63F76A34">
-          <v:rect id="_x0000_i1263" style="width:0;height:1.5pt" o:hralign="center" o:hrstd="t" o:hr="t" fillcolor="#a0a0a0" stroked="f"/>
+        <w:pict w14:anchorId="65833B45">
+          <v:rect id="_x0000_i1034" style="width:0;height:1.5pt" o:hralign="center" o:hrstd="t" o:hr="t" fillcolor="#a0a0a0" stroked="f"/>
         </w:pict>
       </w:r>
     </w:p>
@@ -3072,7 +3067,7 @@
           <w:noProof/>
         </w:rPr>
         <w:drawing>
-          <wp:inline distT="0" distB="0" distL="0" distR="0" wp14:anchorId="6834B137" wp14:editId="5B2FAE2C">
+          <wp:inline distT="0" distB="0" distL="0" distR="0" wp14:anchorId="2355B073" wp14:editId="295F0338">
             <wp:extent cx="5943600" cy="937260"/>
             <wp:effectExtent l="0" t="0" r="0" b="0"/>
             <wp:docPr id="1401763925" name="Picture 10"/>
@@ -3089,7 +3084,7 @@
                     </pic:cNvPicPr>
                   </pic:nvPicPr>
                   <pic:blipFill>
-                    <a:blip r:embed="rId15">
+                    <a:blip r:embed="rId14">
                       <a:extLst>
                         <a:ext uri="{28A0092B-C50C-407E-A947-70E740481C1C}">
                           <a14:useLocalDpi xmlns:a14="http://schemas.microsoft.com/office/drawing/2010/main" val="0"/>
@@ -3183,9 +3178,8 @@
         <w:rPr>
           <w:noProof/>
         </w:rPr>
-        <w:lastRenderedPageBreak/>
         <w:drawing>
-          <wp:inline distT="0" distB="0" distL="0" distR="0" wp14:anchorId="3D894DD3" wp14:editId="05AA78A6">
+          <wp:inline distT="0" distB="0" distL="0" distR="0" wp14:anchorId="3D0B5436" wp14:editId="76AA5F6D">
             <wp:extent cx="5943600" cy="635000"/>
             <wp:effectExtent l="0" t="0" r="0" b="0"/>
             <wp:docPr id="1019731985" name="Picture 11"/>
@@ -3202,7 +3196,7 @@
                     </pic:cNvPicPr>
                   </pic:nvPicPr>
                   <pic:blipFill>
-                    <a:blip r:embed="rId16">
+                    <a:blip r:embed="rId15">
                       <a:extLst>
                         <a:ext uri="{28A0092B-C50C-407E-A947-70E740481C1C}">
                           <a14:useLocalDpi xmlns:a14="http://schemas.microsoft.com/office/drawing/2010/main" val="0"/>
@@ -3257,8 +3251,8 @@
         <w:rPr>
           <w:rFonts w:ascii="Roboto Mono" w:hAnsi="Roboto Mono"/>
         </w:rPr>
-        <w:pict w14:anchorId="25B23784">
-          <v:rect id="_x0000_i1264" style="width:0;height:1.5pt" o:hralign="center" o:hrstd="t" o:hr="t" fillcolor="#a0a0a0" stroked="f"/>
+        <w:pict w14:anchorId="7685B3C2">
+          <v:rect id="_x0000_i1035" style="width:0;height:1.5pt" o:hralign="center" o:hrstd="t" o:hr="t" fillcolor="#a0a0a0" stroked="f"/>
         </w:pict>
       </w:r>
     </w:p>
@@ -3381,7 +3375,7 @@
           <w:noProof/>
         </w:rPr>
         <w:drawing>
-          <wp:inline distT="0" distB="0" distL="0" distR="0" wp14:anchorId="2D79E2E3" wp14:editId="7777D134">
+          <wp:inline distT="0" distB="0" distL="0" distR="0" wp14:anchorId="011BC134" wp14:editId="20CF8AE2">
             <wp:extent cx="5943600" cy="1090295"/>
             <wp:effectExtent l="0" t="0" r="0" b="0"/>
             <wp:docPr id="1127363065" name="Picture 13"/>
@@ -3398,7 +3392,7 @@
                     </pic:cNvPicPr>
                   </pic:nvPicPr>
                   <pic:blipFill>
-                    <a:blip r:embed="rId17">
+                    <a:blip r:embed="rId16">
                       <a:extLst>
                         <a:ext uri="{28A0092B-C50C-407E-A947-70E740481C1C}">
                           <a14:useLocalDpi xmlns:a14="http://schemas.microsoft.com/office/drawing/2010/main" val="0"/>
@@ -3506,7 +3500,7 @@
           <w:noProof/>
         </w:rPr>
         <w:drawing>
-          <wp:inline distT="0" distB="0" distL="0" distR="0" wp14:anchorId="5AC49747" wp14:editId="4022585B">
+          <wp:inline distT="0" distB="0" distL="0" distR="0" wp14:anchorId="550FD346" wp14:editId="5B28FB3C">
             <wp:extent cx="5943600" cy="612140"/>
             <wp:effectExtent l="0" t="0" r="0" b="0"/>
             <wp:docPr id="597453658" name="Picture 14"/>
@@ -3523,7 +3517,7 @@
                     </pic:cNvPicPr>
                   </pic:nvPicPr>
                   <pic:blipFill>
-                    <a:blip r:embed="rId18">
+                    <a:blip r:embed="rId17">
                       <a:extLst>
                         <a:ext uri="{28A0092B-C50C-407E-A947-70E740481C1C}">
                           <a14:useLocalDpi xmlns:a14="http://schemas.microsoft.com/office/drawing/2010/main" val="0"/>
@@ -3578,8 +3572,8 @@
         <w:rPr>
           <w:rFonts w:ascii="Roboto Mono" w:hAnsi="Roboto Mono"/>
         </w:rPr>
-        <w:pict w14:anchorId="410888A3">
-          <v:rect id="_x0000_i1265" style="width:0;height:1.5pt" o:hralign="center" o:hrstd="t" o:hr="t" fillcolor="#a0a0a0" stroked="f"/>
+        <w:pict w14:anchorId="024E16B0">
+          <v:rect id="_x0000_i1036" style="width:0;height:1.5pt" o:hralign="center" o:hrstd="t" o:hr="t" fillcolor="#a0a0a0" stroked="f"/>
         </w:pict>
       </w:r>
     </w:p>
@@ -3686,7 +3680,6 @@
           <w:b/>
           <w:bCs/>
         </w:rPr>
-        <w:lastRenderedPageBreak/>
         <w:t>Example</w:t>
       </w:r>
     </w:p>
@@ -3703,7 +3696,7 @@
           <w:noProof/>
         </w:rPr>
         <w:drawing>
-          <wp:inline distT="0" distB="0" distL="0" distR="0" wp14:anchorId="57A86B38" wp14:editId="633D4A64">
+          <wp:inline distT="0" distB="0" distL="0" distR="0" wp14:anchorId="4E3B0403" wp14:editId="4915D16A">
             <wp:extent cx="5943600" cy="930910"/>
             <wp:effectExtent l="0" t="0" r="0" b="2540"/>
             <wp:docPr id="30959748" name="Picture 15"/>
@@ -3720,7 +3713,7 @@
                     </pic:cNvPicPr>
                   </pic:nvPicPr>
                   <pic:blipFill>
-                    <a:blip r:embed="rId19">
+                    <a:blip r:embed="rId18">
                       <a:extLst>
                         <a:ext uri="{28A0092B-C50C-407E-A947-70E740481C1C}">
                           <a14:useLocalDpi xmlns:a14="http://schemas.microsoft.com/office/drawing/2010/main" val="0"/>
@@ -3775,21 +3768,7 @@
         <w:rPr>
           <w:rFonts w:ascii="Roboto Mono" w:hAnsi="Roboto Mono"/>
         </w:rPr>
-        <w:t xml:space="preserve">    </w:t>
-      </w:r>
-      <w:proofErr w:type="gramStart"/>
-      <w:r>
-        <w:rPr>
-          <w:rFonts w:ascii="Roboto Mono" w:hAnsi="Roboto Mono"/>
-        </w:rPr>
-        <w:t>CONCAT(</w:t>
-      </w:r>
-      <w:proofErr w:type="gramEnd"/>
-      <w:r>
-        <w:rPr>
-          <w:rFonts w:ascii="Roboto Mono" w:hAnsi="Roboto Mono"/>
-        </w:rPr>
-        <w:t>FirstName, ' ', LastName) AS FullName</w:t>
+        <w:t xml:space="preserve">    CONCAT(FirstName, ' ', LastName) AS FullName</w:t>
       </w:r>
     </w:p>
     <w:p>
@@ -3815,8 +3794,8 @@
         <w:rPr>
           <w:rFonts w:ascii="Roboto Mono" w:hAnsi="Roboto Mono"/>
         </w:rPr>
-        <w:pict w14:anchorId="7F6EAC34">
-          <v:rect id="_x0000_i1266" style="width:0;height:1.5pt" o:hralign="center" o:hrstd="t" o:hr="t" fillcolor="#a0a0a0" stroked="f"/>
+        <w:pict w14:anchorId="08C8FF22">
+          <v:rect id="_x0000_i1037" style="width:0;height:1.5pt" o:hralign="center" o:hrstd="t" o:hr="t" fillcolor="#a0a0a0" stroked="f"/>
         </w:pict>
       </w:r>
     </w:p>
@@ -3850,7 +3829,7 @@
           <w:noProof/>
         </w:rPr>
         <w:drawing>
-          <wp:inline distT="0" distB="0" distL="0" distR="0" wp14:anchorId="5CB9E2F3" wp14:editId="68B795CC">
+          <wp:inline distT="0" distB="0" distL="0" distR="0" wp14:anchorId="650F9FAE" wp14:editId="236DBDB0">
             <wp:extent cx="5943600" cy="836930"/>
             <wp:effectExtent l="0" t="0" r="0" b="1270"/>
             <wp:docPr id="564649428" name="Picture 16"/>
@@ -3867,7 +3846,7 @@
                     </pic:cNvPicPr>
                   </pic:nvPicPr>
                   <pic:blipFill>
-                    <a:blip r:embed="rId20">
+                    <a:blip r:embed="rId19">
                       <a:extLst>
                         <a:ext uri="{28A0092B-C50C-407E-A947-70E740481C1C}">
                           <a14:useLocalDpi xmlns:a14="http://schemas.microsoft.com/office/drawing/2010/main" val="0"/>
@@ -4005,8 +3984,8 @@
         <w:rPr>
           <w:rFonts w:ascii="Roboto Mono" w:hAnsi="Roboto Mono"/>
         </w:rPr>
-        <w:pict w14:anchorId="53D142AC">
-          <v:rect id="_x0000_i1267" style="width:0;height:1.5pt" o:hralign="center" o:hrstd="t" o:hr="t" fillcolor="#a0a0a0" stroked="f"/>
+        <w:pict w14:anchorId="21F080BD">
+          <v:rect id="_x0000_i1038" style="width:0;height:1.5pt" o:hralign="center" o:hrstd="t" o:hr="t" fillcolor="#a0a0a0" stroked="f"/>
         </w:pict>
       </w:r>
     </w:p>
@@ -4129,7 +4108,7 @@
           <w:noProof/>
         </w:rPr>
         <w:drawing>
-          <wp:inline distT="0" distB="0" distL="0" distR="0" wp14:anchorId="6B107AD5" wp14:editId="10FD8793">
+          <wp:inline distT="0" distB="0" distL="0" distR="0" wp14:anchorId="4412DCDB" wp14:editId="22AFA82F">
             <wp:extent cx="5943600" cy="927735"/>
             <wp:effectExtent l="0" t="0" r="0" b="5715"/>
             <wp:docPr id="2078246060" name="Picture 17"/>
@@ -4146,7 +4125,7 @@
                     </pic:cNvPicPr>
                   </pic:nvPicPr>
                   <pic:blipFill>
-                    <a:blip r:embed="rId21">
+                    <a:blip r:embed="rId20">
                       <a:extLst>
                         <a:ext uri="{28A0092B-C50C-407E-A947-70E740481C1C}">
                           <a14:useLocalDpi xmlns:a14="http://schemas.microsoft.com/office/drawing/2010/main" val="0"/>
@@ -4201,7 +4180,6 @@
         <w:rPr>
           <w:rFonts w:ascii="Roboto Mono" w:hAnsi="Roboto Mono"/>
         </w:rPr>
-        <w:lastRenderedPageBreak/>
         <w:t xml:space="preserve">    YEAR(HireDate) AS HireYear</w:t>
       </w:r>
     </w:p>
@@ -4228,8 +4206,8 @@
         <w:rPr>
           <w:rFonts w:ascii="Roboto Mono" w:hAnsi="Roboto Mono"/>
         </w:rPr>
-        <w:pict w14:anchorId="1DF79D06">
-          <v:rect id="_x0000_i1268" style="width:0;height:1.5pt" o:hralign="center" o:hrstd="t" o:hr="t" fillcolor="#a0a0a0" stroked="f"/>
+        <w:pict w14:anchorId="2287A4C6">
+          <v:rect id="_x0000_i1039" style="width:0;height:1.5pt" o:hralign="center" o:hrstd="t" o:hr="t" fillcolor="#a0a0a0" stroked="f"/>
         </w:pict>
       </w:r>
     </w:p>
@@ -4352,7 +4330,7 @@
           <w:noProof/>
         </w:rPr>
         <w:drawing>
-          <wp:inline distT="0" distB="0" distL="0" distR="0" wp14:anchorId="26A994DE" wp14:editId="6B51A961">
+          <wp:inline distT="0" distB="0" distL="0" distR="0" wp14:anchorId="47D3D8C2" wp14:editId="252F6178">
             <wp:extent cx="5943600" cy="1531620"/>
             <wp:effectExtent l="0" t="0" r="0" b="0"/>
             <wp:docPr id="2119906473" name="Picture 18"/>
@@ -4369,7 +4347,7 @@
                     </pic:cNvPicPr>
                   </pic:nvPicPr>
                   <pic:blipFill>
-                    <a:blip r:embed="rId22">
+                    <a:blip r:embed="rId21">
                       <a:extLst>
                         <a:ext uri="{28A0092B-C50C-407E-A947-70E740481C1C}">
                           <a14:useLocalDpi xmlns:a14="http://schemas.microsoft.com/office/drawing/2010/main" val="0"/>
@@ -4466,8 +4444,8 @@
         <w:rPr>
           <w:rFonts w:ascii="Roboto Mono" w:hAnsi="Roboto Mono"/>
         </w:rPr>
-        <w:pict w14:anchorId="48088F40">
-          <v:rect id="_x0000_i1353" style="width:0;height:1.5pt" o:hralign="center" o:hrstd="t" o:hr="t" fillcolor="#a0a0a0" stroked="f"/>
+        <w:pict w14:anchorId="48C90D85">
+          <v:rect id="_x0000_i1040" style="width:0;height:1.5pt" o:hralign="center" o:hrstd="t" o:hr="t" fillcolor="#a0a0a0" stroked="f"/>
         </w:pict>
       </w:r>
     </w:p>
@@ -4500,9 +4478,8 @@
         <w:rPr>
           <w:noProof/>
         </w:rPr>
-        <w:lastRenderedPageBreak/>
         <w:drawing>
-          <wp:inline distT="0" distB="0" distL="0" distR="0" wp14:anchorId="2375A658" wp14:editId="484F57F9">
+          <wp:inline distT="0" distB="0" distL="0" distR="0" wp14:anchorId="25BB0E04" wp14:editId="141565A1">
             <wp:extent cx="5943600" cy="1993900"/>
             <wp:effectExtent l="0" t="0" r="0" b="6350"/>
             <wp:docPr id="1236121867" name="Picture 19"/>
@@ -4519,7 +4496,7 @@
                     </pic:cNvPicPr>
                   </pic:nvPicPr>
                   <pic:blipFill>
-                    <a:blip r:embed="rId23">
+                    <a:blip r:embed="rId22">
                       <a:extLst>
                         <a:ext uri="{28A0092B-C50C-407E-A947-70E740481C1C}">
                           <a14:useLocalDpi xmlns:a14="http://schemas.microsoft.com/office/drawing/2010/main" val="0"/>
@@ -4637,8 +4614,8 @@
         <w:rPr>
           <w:rFonts w:ascii="Roboto Mono" w:hAnsi="Roboto Mono"/>
         </w:rPr>
-        <w:pict w14:anchorId="3F4FAF2B">
-          <v:rect id="_x0000_i1269" style="width:0;height:1.5pt" o:hralign="center" o:hrstd="t" o:hr="t" fillcolor="#a0a0a0" stroked="f"/>
+        <w:pict w14:anchorId="64187162">
+          <v:rect id="_x0000_i1041" style="width:0;height:1.5pt" o:hralign="center" o:hrstd="t" o:hr="t" fillcolor="#a0a0a0" stroked="f"/>
         </w:pict>
       </w:r>
     </w:p>
@@ -4745,7 +4722,7 @@
           <w:noProof/>
         </w:rPr>
         <w:drawing>
-          <wp:inline distT="0" distB="0" distL="0" distR="0" wp14:anchorId="54C7D818" wp14:editId="71109328">
+          <wp:inline distT="0" distB="0" distL="0" distR="0" wp14:anchorId="13E8917B" wp14:editId="5C21D3CE">
             <wp:extent cx="5943600" cy="767715"/>
             <wp:effectExtent l="0" t="0" r="0" b="0"/>
             <wp:docPr id="112974506" name="Picture 20"/>
@@ -4762,7 +4739,7 @@
                     </pic:cNvPicPr>
                   </pic:nvPicPr>
                   <pic:blipFill>
-                    <a:blip r:embed="rId24">
+                    <a:blip r:embed="rId23">
                       <a:extLst>
                         <a:ext uri="{28A0092B-C50C-407E-A947-70E740481C1C}">
                           <a14:useLocalDpi xmlns:a14="http://schemas.microsoft.com/office/drawing/2010/main" val="0"/>
@@ -4830,8 +4807,8 @@
         <w:rPr>
           <w:rFonts w:ascii="Roboto Mono" w:hAnsi="Roboto Mono"/>
         </w:rPr>
-        <w:pict w14:anchorId="6EFFE31A">
-          <v:rect id="_x0000_i1270" style="width:0;height:1.5pt" o:hralign="center" o:hrstd="t" o:hr="t" fillcolor="#a0a0a0" stroked="f"/>
+        <w:pict w14:anchorId="18C29877">
+          <v:rect id="_x0000_i1042" style="width:0;height:1.5pt" o:hralign="center" o:hrstd="t" o:hr="t" fillcolor="#a0a0a0" stroked="f"/>
         </w:pict>
       </w:r>
     </w:p>
@@ -4843,7 +4820,6 @@
           <w:bCs/>
         </w:rPr>
       </w:pPr>
-      <w:proofErr w:type="gramStart"/>
       <w:r>
         <w:rPr>
           <w:rFonts w:ascii="Roboto Mono" w:hAnsi="Roboto Mono"/>
@@ -4852,7 +4828,6 @@
         </w:rPr>
         <w:t>WHERE</w:t>
       </w:r>
-      <w:proofErr w:type="gramEnd"/>
     </w:p>
     <w:p>
       <w:pPr>
@@ -4866,9 +4841,8 @@
         <w:rPr>
           <w:noProof/>
         </w:rPr>
-        <w:lastRenderedPageBreak/>
         <w:drawing>
-          <wp:inline distT="0" distB="0" distL="0" distR="0" wp14:anchorId="561F38B0" wp14:editId="5BE3B7B3">
+          <wp:inline distT="0" distB="0" distL="0" distR="0" wp14:anchorId="18C7618D" wp14:editId="33F61E4A">
             <wp:extent cx="5943600" cy="909955"/>
             <wp:effectExtent l="0" t="0" r="0" b="4445"/>
             <wp:docPr id="731499693" name="Picture 21"/>
@@ -4885,7 +4859,7 @@
                     </pic:cNvPicPr>
                   </pic:nvPicPr>
                   <pic:blipFill>
-                    <a:blip r:embed="rId25">
+                    <a:blip r:embed="rId24">
                       <a:extLst>
                         <a:ext uri="{28A0092B-C50C-407E-A947-70E740481C1C}">
                           <a14:useLocalDpi xmlns:a14="http://schemas.microsoft.com/office/drawing/2010/main" val="0"/>
@@ -4966,8 +4940,8 @@
         <w:rPr>
           <w:rFonts w:ascii="Roboto Mono" w:hAnsi="Roboto Mono"/>
         </w:rPr>
-        <w:pict w14:anchorId="69B85E85">
-          <v:rect id="_x0000_i1271" style="width:0;height:1.5pt" o:hralign="center" o:hrstd="t" o:hr="t" fillcolor="#a0a0a0" stroked="f"/>
+        <w:pict w14:anchorId="7C5FDB3A">
+          <v:rect id="_x0000_i1043" style="width:0;height:1.5pt" o:hralign="center" o:hrstd="t" o:hr="t" fillcolor="#a0a0a0" stroked="f"/>
         </w:pict>
       </w:r>
     </w:p>
@@ -5001,7 +4975,7 @@
           <w:noProof/>
         </w:rPr>
         <w:drawing>
-          <wp:inline distT="0" distB="0" distL="0" distR="0" wp14:anchorId="43821CB2" wp14:editId="39C24CDD">
+          <wp:inline distT="0" distB="0" distL="0" distR="0" wp14:anchorId="03F4BBFA" wp14:editId="5EDC170C">
             <wp:extent cx="5943600" cy="912495"/>
             <wp:effectExtent l="0" t="0" r="0" b="1905"/>
             <wp:docPr id="627396529" name="Picture 22"/>
@@ -5018,7 +4992,7 @@
                     </pic:cNvPicPr>
                   </pic:nvPicPr>
                   <pic:blipFill>
-                    <a:blip r:embed="rId26">
+                    <a:blip r:embed="rId25">
                       <a:extLst>
                         <a:ext uri="{28A0092B-C50C-407E-A947-70E740481C1C}">
                           <a14:useLocalDpi xmlns:a14="http://schemas.microsoft.com/office/drawing/2010/main" val="0"/>
@@ -5099,8 +5073,8 @@
         <w:rPr>
           <w:rFonts w:ascii="Roboto Mono" w:hAnsi="Roboto Mono"/>
         </w:rPr>
-        <w:pict w14:anchorId="610EFABE">
-          <v:rect id="_x0000_i1272" style="width:0;height:1.5pt" o:hralign="center" o:hrstd="t" o:hr="t" fillcolor="#a0a0a0" stroked="f"/>
+        <w:pict w14:anchorId="046A43A6">
+          <v:rect id="_x0000_i1044" style="width:0;height:1.5pt" o:hralign="center" o:hrstd="t" o:hr="t" fillcolor="#a0a0a0" stroked="f"/>
         </w:pict>
       </w:r>
     </w:p>
@@ -5134,7 +5108,7 @@
           <w:noProof/>
         </w:rPr>
         <w:drawing>
-          <wp:inline distT="0" distB="0" distL="0" distR="0" wp14:anchorId="01B07725" wp14:editId="25A1531F">
+          <wp:inline distT="0" distB="0" distL="0" distR="0" wp14:anchorId="3C6D0E29" wp14:editId="3EC51CD4">
             <wp:extent cx="5943600" cy="1225550"/>
             <wp:effectExtent l="0" t="0" r="0" b="0"/>
             <wp:docPr id="1427603994" name="Picture 23"/>
@@ -5151,7 +5125,7 @@
                     </pic:cNvPicPr>
                   </pic:nvPicPr>
                   <pic:blipFill>
-                    <a:blip r:embed="rId27">
+                    <a:blip r:embed="rId26">
                       <a:extLst>
                         <a:ext uri="{28A0092B-C50C-407E-A947-70E740481C1C}">
                           <a14:useLocalDpi xmlns:a14="http://schemas.microsoft.com/office/drawing/2010/main" val="0"/>
@@ -5219,21 +5193,7 @@
         <w:rPr>
           <w:rFonts w:ascii="Roboto Mono" w:hAnsi="Roboto Mono"/>
         </w:rPr>
-        <w:t xml:space="preserve">    </w:t>
-      </w:r>
-      <w:proofErr w:type="gramStart"/>
-      <w:r>
-        <w:rPr>
-          <w:rFonts w:ascii="Roboto Mono" w:hAnsi="Roboto Mono"/>
-        </w:rPr>
-        <w:t>COUNT(</w:t>
-      </w:r>
-      <w:proofErr w:type="gramEnd"/>
-      <w:r>
-        <w:rPr>
-          <w:rFonts w:ascii="Roboto Mono" w:hAnsi="Roboto Mono"/>
-        </w:rPr>
-        <w:t>*)</w:t>
+        <w:t xml:space="preserve">    COUNT(*)</w:t>
       </w:r>
     </w:p>
     <w:p>
@@ -5259,7 +5219,6 @@
         <w:rPr>
           <w:rFonts w:ascii="Roboto Mono" w:hAnsi="Roboto Mono"/>
         </w:rPr>
-        <w:lastRenderedPageBreak/>
         <w:t>GROUP BY YEAR(HireDate);</w:t>
       </w:r>
     </w:p>
@@ -5273,8 +5232,8 @@
         <w:rPr>
           <w:rFonts w:ascii="Roboto Mono" w:hAnsi="Roboto Mono"/>
         </w:rPr>
-        <w:pict w14:anchorId="16B6307B">
-          <v:rect id="_x0000_i1273" style="width:0;height:1.5pt" o:hralign="center" o:hrstd="t" o:hr="t" fillcolor="#a0a0a0" stroked="f"/>
+        <w:pict w14:anchorId="7BB1E947">
+          <v:rect id="_x0000_i1045" style="width:0;height:1.5pt" o:hralign="center" o:hrstd="t" o:hr="t" fillcolor="#a0a0a0" stroked="f"/>
         </w:pict>
       </w:r>
     </w:p>
@@ -5308,7 +5267,7 @@
           <w:noProof/>
         </w:rPr>
         <w:drawing>
-          <wp:inline distT="0" distB="0" distL="0" distR="0" wp14:anchorId="308CF3FC" wp14:editId="5FB5422E">
+          <wp:inline distT="0" distB="0" distL="0" distR="0" wp14:anchorId="2AEFB401" wp14:editId="48D94CAD">
             <wp:extent cx="5943600" cy="1412240"/>
             <wp:effectExtent l="0" t="0" r="0" b="0"/>
             <wp:docPr id="61416620" name="Picture 25"/>
@@ -5325,7 +5284,7 @@
                     </pic:cNvPicPr>
                   </pic:nvPicPr>
                   <pic:blipFill>
-                    <a:blip r:embed="rId28">
+                    <a:blip r:embed="rId27">
                       <a:extLst>
                         <a:ext uri="{28A0092B-C50C-407E-A947-70E740481C1C}">
                           <a14:useLocalDpi xmlns:a14="http://schemas.microsoft.com/office/drawing/2010/main" val="0"/>
@@ -5445,8 +5404,8 @@
         <w:rPr>
           <w:rFonts w:ascii="Roboto Mono" w:hAnsi="Roboto Mono"/>
         </w:rPr>
-        <w:pict w14:anchorId="666E8FE9">
-          <v:rect id="_x0000_i1274" style="width:0;height:1.5pt" o:hralign="center" o:hrstd="t" o:hr="t" fillcolor="#a0a0a0" stroked="f"/>
+        <w:pict w14:anchorId="734F4EE9">
+          <v:rect id="_x0000_i1046" style="width:0;height:1.5pt" o:hralign="center" o:hrstd="t" o:hr="t" fillcolor="#a0a0a0" stroked="f"/>
         </w:pict>
       </w:r>
     </w:p>
@@ -5553,7 +5512,7 @@
           <w:noProof/>
         </w:rPr>
         <w:drawing>
-          <wp:inline distT="0" distB="0" distL="0" distR="0" wp14:anchorId="1BBFBC0E" wp14:editId="72A55038">
+          <wp:inline distT="0" distB="0" distL="0" distR="0" wp14:anchorId="535F592C" wp14:editId="0BECBC0A">
             <wp:extent cx="5943600" cy="1671320"/>
             <wp:effectExtent l="0" t="0" r="0" b="5080"/>
             <wp:docPr id="1037458061" name="Picture 26"/>
@@ -5570,7 +5529,7 @@
                     </pic:cNvPicPr>
                   </pic:nvPicPr>
                   <pic:blipFill>
-                    <a:blip r:embed="rId29">
+                    <a:blip r:embed="rId28">
                       <a:extLst>
                         <a:ext uri="{28A0092B-C50C-407E-A947-70E740481C1C}">
                           <a14:useLocalDpi xmlns:a14="http://schemas.microsoft.com/office/drawing/2010/main" val="0"/>
@@ -5625,7 +5584,6 @@
         <w:rPr>
           <w:rFonts w:ascii="Roboto Mono" w:hAnsi="Roboto Mono"/>
         </w:rPr>
-        <w:lastRenderedPageBreak/>
         <w:t xml:space="preserve">    EmployeeID INT PRIMARY KEY,</w:t>
       </w:r>
     </w:p>
@@ -5639,102 +5597,46 @@
         <w:rPr>
           <w:rFonts w:ascii="Roboto Mono" w:hAnsi="Roboto Mono"/>
         </w:rPr>
-        <w:t xml:space="preserve">    FirstName </w:t>
-      </w:r>
-      <w:proofErr w:type="gramStart"/>
-      <w:r>
-        <w:rPr>
-          <w:rFonts w:ascii="Roboto Mono" w:hAnsi="Roboto Mono"/>
-        </w:rPr>
-        <w:t>VARCHAR(</w:t>
-      </w:r>
-      <w:proofErr w:type="gramEnd"/>
-      <w:r>
-        <w:rPr>
-          <w:rFonts w:ascii="Roboto Mono" w:hAnsi="Roboto Mono"/>
-        </w:rPr>
-        <w:t>50),</w:t>
-      </w:r>
-    </w:p>
-    <w:p>
-      <w:pPr>
-        <w:rPr>
-          <w:rFonts w:ascii="Roboto Mono" w:hAnsi="Roboto Mono"/>
-        </w:rPr>
-      </w:pPr>
-      <w:r>
-        <w:rPr>
-          <w:rFonts w:ascii="Roboto Mono" w:hAnsi="Roboto Mono"/>
-        </w:rPr>
-        <w:t xml:space="preserve">    LastName </w:t>
-      </w:r>
-      <w:proofErr w:type="gramStart"/>
-      <w:r>
-        <w:rPr>
-          <w:rFonts w:ascii="Roboto Mono" w:hAnsi="Roboto Mono"/>
-        </w:rPr>
-        <w:t>VARCHAR(</w:t>
-      </w:r>
-      <w:proofErr w:type="gramEnd"/>
-      <w:r>
-        <w:rPr>
-          <w:rFonts w:ascii="Roboto Mono" w:hAnsi="Roboto Mono"/>
-        </w:rPr>
-        <w:t>50),</w:t>
-      </w:r>
-    </w:p>
-    <w:p>
-      <w:pPr>
-        <w:rPr>
-          <w:rFonts w:ascii="Roboto Mono" w:hAnsi="Roboto Mono"/>
-        </w:rPr>
-      </w:pPr>
-      <w:r>
-        <w:rPr>
-          <w:rFonts w:ascii="Roboto Mono" w:hAnsi="Roboto Mono"/>
-        </w:rPr>
-        <w:t xml:space="preserve">    Salary </w:t>
-      </w:r>
-      <w:proofErr w:type="gramStart"/>
-      <w:r>
-        <w:rPr>
-          <w:rFonts w:ascii="Roboto Mono" w:hAnsi="Roboto Mono"/>
-        </w:rPr>
-        <w:t>DECIMAL(</w:t>
-      </w:r>
-      <w:proofErr w:type="gramEnd"/>
-      <w:r>
-        <w:rPr>
-          <w:rFonts w:ascii="Roboto Mono" w:hAnsi="Roboto Mono"/>
-        </w:rPr>
-        <w:t>10,2),</w:t>
-      </w:r>
-    </w:p>
-    <w:p>
-      <w:pPr>
-        <w:rPr>
-          <w:rFonts w:ascii="Roboto Mono" w:hAnsi="Roboto Mono"/>
-        </w:rPr>
-      </w:pPr>
-      <w:r>
-        <w:rPr>
-          <w:rFonts w:ascii="Roboto Mono" w:hAnsi="Roboto Mono"/>
-        </w:rPr>
-        <w:t xml:space="preserve">    Bonus </w:t>
-      </w:r>
-      <w:proofErr w:type="gramStart"/>
-      <w:r>
-        <w:rPr>
-          <w:rFonts w:ascii="Roboto Mono" w:hAnsi="Roboto Mono"/>
-        </w:rPr>
-        <w:t>DECIMAL(</w:t>
-      </w:r>
-      <w:proofErr w:type="gramEnd"/>
-      <w:r>
-        <w:rPr>
-          <w:rFonts w:ascii="Roboto Mono" w:hAnsi="Roboto Mono"/>
-        </w:rPr>
-        <w:t>10,2),</w:t>
+        <w:t xml:space="preserve">    FirstName VARCHAR(50),</w:t>
+      </w:r>
+    </w:p>
+    <w:p>
+      <w:pPr>
+        <w:rPr>
+          <w:rFonts w:ascii="Roboto Mono" w:hAnsi="Roboto Mono"/>
+        </w:rPr>
+      </w:pPr>
+      <w:r>
+        <w:rPr>
+          <w:rFonts w:ascii="Roboto Mono" w:hAnsi="Roboto Mono"/>
+        </w:rPr>
+        <w:t xml:space="preserve">    LastName VARCHAR(50),</w:t>
+      </w:r>
+    </w:p>
+    <w:p>
+      <w:pPr>
+        <w:rPr>
+          <w:rFonts w:ascii="Roboto Mono" w:hAnsi="Roboto Mono"/>
+        </w:rPr>
+      </w:pPr>
+      <w:r>
+        <w:rPr>
+          <w:rFonts w:ascii="Roboto Mono" w:hAnsi="Roboto Mono"/>
+        </w:rPr>
+        <w:t xml:space="preserve">    Salary DECIMAL(10,2),</w:t>
+      </w:r>
+    </w:p>
+    <w:p>
+      <w:pPr>
+        <w:rPr>
+          <w:rFonts w:ascii="Roboto Mono" w:hAnsi="Roboto Mono"/>
+        </w:rPr>
+      </w:pPr>
+      <w:r>
+        <w:rPr>
+          <w:rFonts w:ascii="Roboto Mono" w:hAnsi="Roboto Mono"/>
+        </w:rPr>
+        <w:t xml:space="preserve">    Bonus DECIMAL(10,2),</w:t>
       </w:r>
     </w:p>
     <w:p>
@@ -5773,8 +5675,8 @@
         <w:rPr>
           <w:rFonts w:ascii="Roboto Mono" w:hAnsi="Roboto Mono"/>
         </w:rPr>
-        <w:pict w14:anchorId="3A93C472">
-          <v:rect id="_x0000_i1275" style="width:0;height:1.5pt" o:hralign="center" o:hrstd="t" o:hr="t" fillcolor="#a0a0a0" stroked="f"/>
+        <w:pict w14:anchorId="4493463E">
+          <v:rect id="_x0000_i1047" style="width:0;height:1.5pt" o:hralign="center" o:hrstd="t" o:hr="t" fillcolor="#a0a0a0" stroked="f"/>
         </w:pict>
       </w:r>
     </w:p>
@@ -5867,7 +5769,7 @@
           <w:noProof/>
         </w:rPr>
         <w:drawing>
-          <wp:inline distT="0" distB="0" distL="0" distR="0" wp14:anchorId="59849A2B" wp14:editId="765DB886">
+          <wp:inline distT="0" distB="0" distL="0" distR="0" wp14:anchorId="13F670F3" wp14:editId="7057DF49">
             <wp:extent cx="5943600" cy="1269365"/>
             <wp:effectExtent l="0" t="0" r="0" b="6985"/>
             <wp:docPr id="1351336042" name="Picture 27"/>
@@ -5884,7 +5786,7 @@
                     </pic:cNvPicPr>
                   </pic:nvPicPr>
                   <pic:blipFill>
-                    <a:blip r:embed="rId30">
+                    <a:blip r:embed="rId29">
                       <a:extLst>
                         <a:ext uri="{28A0092B-C50C-407E-A947-70E740481C1C}">
                           <a14:useLocalDpi xmlns:a14="http://schemas.microsoft.com/office/drawing/2010/main" val="0"/>
@@ -5991,8 +5893,8 @@
         <w:rPr>
           <w:rFonts w:ascii="Roboto Mono" w:hAnsi="Roboto Mono"/>
         </w:rPr>
-        <w:pict w14:anchorId="51E42B58">
-          <v:rect id="_x0000_i1276" style="width:0;height:1.5pt" o:hralign="center" o:hrstd="t" o:hr="t" fillcolor="#a0a0a0" stroked="f"/>
+        <w:pict w14:anchorId="60FA8D44">
+          <v:rect id="_x0000_i1048" style="width:0;height:1.5pt" o:hralign="center" o:hrstd="t" o:hr="t" fillcolor="#a0a0a0" stroked="f"/>
         </w:pict>
       </w:r>
     </w:p>
@@ -6084,9 +5986,8 @@
         <w:rPr>
           <w:noProof/>
         </w:rPr>
-        <w:lastRenderedPageBreak/>
         <w:drawing>
-          <wp:inline distT="0" distB="0" distL="0" distR="0" wp14:anchorId="1BA882FD" wp14:editId="08199C4F">
+          <wp:inline distT="0" distB="0" distL="0" distR="0" wp14:anchorId="761DD885" wp14:editId="720860D2">
             <wp:extent cx="5943600" cy="909955"/>
             <wp:effectExtent l="0" t="0" r="0" b="4445"/>
             <wp:docPr id="1515062661" name="Picture 29"/>
@@ -6103,7 +6004,7 @@
                     </pic:cNvPicPr>
                   </pic:nvPicPr>
                   <pic:blipFill>
-                    <a:blip r:embed="rId31">
+                    <a:blip r:embed="rId30">
                       <a:extLst>
                         <a:ext uri="{28A0092B-C50C-407E-A947-70E740481C1C}">
                           <a14:useLocalDpi xmlns:a14="http://schemas.microsoft.com/office/drawing/2010/main" val="0"/>
@@ -6184,8 +6085,8 @@
         <w:rPr>
           <w:rFonts w:ascii="Roboto Mono" w:hAnsi="Roboto Mono"/>
         </w:rPr>
-        <w:pict w14:anchorId="395FB852">
-          <v:rect id="_x0000_i1277" style="width:0;height:1.5pt" o:hralign="center" o:hrstd="t" o:hr="t" fillcolor="#a0a0a0" stroked="f"/>
+        <w:pict w14:anchorId="070A5441">
+          <v:rect id="_x0000_i1049" style="width:0;height:1.5pt" o:hralign="center" o:hrstd="t" o:hr="t" fillcolor="#a0a0a0" stroked="f"/>
         </w:pict>
       </w:r>
     </w:p>
@@ -6278,7 +6179,7 @@
           <w:noProof/>
         </w:rPr>
         <w:drawing>
-          <wp:inline distT="0" distB="0" distL="0" distR="0" wp14:anchorId="3D454A6F" wp14:editId="2606A320">
+          <wp:inline distT="0" distB="0" distL="0" distR="0" wp14:anchorId="467757E4" wp14:editId="6B73AC8D">
             <wp:extent cx="5943600" cy="918210"/>
             <wp:effectExtent l="0" t="0" r="0" b="0"/>
             <wp:docPr id="1091635071" name="Picture 30"/>
@@ -6295,7 +6196,7 @@
                     </pic:cNvPicPr>
                   </pic:nvPicPr>
                   <pic:blipFill>
-                    <a:blip r:embed="rId32">
+                    <a:blip r:embed="rId31">
                       <a:extLst>
                         <a:ext uri="{28A0092B-C50C-407E-A947-70E740481C1C}">
                           <a14:useLocalDpi xmlns:a14="http://schemas.microsoft.com/office/drawing/2010/main" val="0"/>
@@ -6350,35 +6251,7 @@
         <w:rPr>
           <w:rFonts w:ascii="Roboto Mono" w:hAnsi="Roboto Mono"/>
         </w:rPr>
-        <w:t xml:space="preserve">    </w:t>
-      </w:r>
-      <w:proofErr w:type="gramStart"/>
-      <w:r>
-        <w:rPr>
-          <w:rFonts w:ascii="Roboto Mono" w:hAnsi="Roboto Mono"/>
-        </w:rPr>
-        <w:t>CONCAT(</w:t>
-      </w:r>
-      <w:proofErr w:type="gramEnd"/>
-      <w:r>
-        <w:rPr>
-          <w:rFonts w:ascii="Roboto Mono" w:hAnsi="Roboto Mono"/>
-        </w:rPr>
-        <w:t xml:space="preserve">FirstName,' </w:t>
-      </w:r>
-      <w:proofErr w:type="gramStart"/>
-      <w:r>
-        <w:rPr>
-          <w:rFonts w:ascii="Roboto Mono" w:hAnsi="Roboto Mono"/>
-        </w:rPr>
-        <w:t>',LastName</w:t>
-      </w:r>
-      <w:proofErr w:type="gramEnd"/>
-      <w:r>
-        <w:rPr>
-          <w:rFonts w:ascii="Roboto Mono" w:hAnsi="Roboto Mono"/>
-        </w:rPr>
-        <w:t>) AS FullName</w:t>
+        <w:t xml:space="preserve">    CONCAT(FirstName,' ',LastName) AS FullName</w:t>
       </w:r>
     </w:p>
     <w:p>
@@ -6404,8 +6277,8 @@
         <w:rPr>
           <w:rFonts w:ascii="Roboto Mono" w:hAnsi="Roboto Mono"/>
         </w:rPr>
-        <w:pict w14:anchorId="282EE41A">
-          <v:rect id="_x0000_i1278" style="width:0;height:1.5pt" o:hralign="center" o:hrstd="t" o:hr="t" fillcolor="#a0a0a0" stroked="f"/>
+        <w:pict w14:anchorId="324F0054">
+          <v:rect id="_x0000_i1050" style="width:0;height:1.5pt" o:hralign="center" o:hrstd="t" o:hr="t" fillcolor="#a0a0a0" stroked="f"/>
         </w:pict>
       </w:r>
     </w:p>
@@ -6497,9 +6370,8 @@
         <w:rPr>
           <w:noProof/>
         </w:rPr>
-        <w:lastRenderedPageBreak/>
         <w:drawing>
-          <wp:inline distT="0" distB="0" distL="0" distR="0" wp14:anchorId="6D255BBD" wp14:editId="34B89548">
+          <wp:inline distT="0" distB="0" distL="0" distR="0" wp14:anchorId="4FAF9E8C" wp14:editId="1F624E7B">
             <wp:extent cx="5943600" cy="2186940"/>
             <wp:effectExtent l="0" t="0" r="0" b="3810"/>
             <wp:docPr id="1836522694" name="Picture 47"/>
@@ -6516,7 +6388,7 @@
                     </pic:cNvPicPr>
                   </pic:nvPicPr>
                   <pic:blipFill>
-                    <a:blip r:embed="rId33">
+                    <a:blip r:embed="rId32">
                       <a:extLst>
                         <a:ext uri="{28A0092B-C50C-407E-A947-70E740481C1C}">
                           <a14:useLocalDpi xmlns:a14="http://schemas.microsoft.com/office/drawing/2010/main" val="0"/>
@@ -6867,9 +6739,8 @@
         <w:rPr>
           <w:noProof/>
         </w:rPr>
-        <w:lastRenderedPageBreak/>
         <w:drawing>
-          <wp:inline distT="0" distB="0" distL="0" distR="0" wp14:anchorId="07A95F37" wp14:editId="063306F4">
+          <wp:inline distT="0" distB="0" distL="0" distR="0" wp14:anchorId="1969948F" wp14:editId="0274FD8E">
             <wp:extent cx="5943600" cy="2470785"/>
             <wp:effectExtent l="0" t="0" r="0" b="5715"/>
             <wp:docPr id="1037191459" name="Picture 36"/>
@@ -6886,7 +6757,7 @@
                     </pic:cNvPicPr>
                   </pic:nvPicPr>
                   <pic:blipFill>
-                    <a:blip r:embed="rId34">
+                    <a:blip r:embed="rId33">
                       <a:extLst>
                         <a:ext uri="{28A0092B-C50C-407E-A947-70E740481C1C}">
                           <a14:useLocalDpi xmlns:a14="http://schemas.microsoft.com/office/drawing/2010/main" val="0"/>
@@ -6954,102 +6825,46 @@
         <w:rPr>
           <w:rFonts w:ascii="Roboto Mono" w:hAnsi="Roboto Mono"/>
         </w:rPr>
-        <w:t xml:space="preserve">    FirstName </w:t>
-      </w:r>
-      <w:proofErr w:type="gramStart"/>
-      <w:r>
-        <w:rPr>
-          <w:rFonts w:ascii="Roboto Mono" w:hAnsi="Roboto Mono"/>
-        </w:rPr>
-        <w:t>VARCHAR(</w:t>
-      </w:r>
-      <w:proofErr w:type="gramEnd"/>
-      <w:r>
-        <w:rPr>
-          <w:rFonts w:ascii="Roboto Mono" w:hAnsi="Roboto Mono"/>
-        </w:rPr>
-        <w:t>50),</w:t>
-      </w:r>
-    </w:p>
-    <w:p>
-      <w:pPr>
-        <w:rPr>
-          <w:rFonts w:ascii="Roboto Mono" w:hAnsi="Roboto Mono"/>
-        </w:rPr>
-      </w:pPr>
-      <w:r>
-        <w:rPr>
-          <w:rFonts w:ascii="Roboto Mono" w:hAnsi="Roboto Mono"/>
-        </w:rPr>
-        <w:t xml:space="preserve">    LastName </w:t>
-      </w:r>
-      <w:proofErr w:type="gramStart"/>
-      <w:r>
-        <w:rPr>
-          <w:rFonts w:ascii="Roboto Mono" w:hAnsi="Roboto Mono"/>
-        </w:rPr>
-        <w:t>VARCHAR(</w:t>
-      </w:r>
-      <w:proofErr w:type="gramEnd"/>
-      <w:r>
-        <w:rPr>
-          <w:rFonts w:ascii="Roboto Mono" w:hAnsi="Roboto Mono"/>
-        </w:rPr>
-        <w:t>50),</w:t>
-      </w:r>
-    </w:p>
-    <w:p>
-      <w:pPr>
-        <w:rPr>
-          <w:rFonts w:ascii="Roboto Mono" w:hAnsi="Roboto Mono"/>
-        </w:rPr>
-      </w:pPr>
-      <w:r>
-        <w:rPr>
-          <w:rFonts w:ascii="Roboto Mono" w:hAnsi="Roboto Mono"/>
-        </w:rPr>
-        <w:t xml:space="preserve">    Salary </w:t>
-      </w:r>
-      <w:proofErr w:type="gramStart"/>
-      <w:r>
-        <w:rPr>
-          <w:rFonts w:ascii="Roboto Mono" w:hAnsi="Roboto Mono"/>
-        </w:rPr>
-        <w:t>DECIMAL(</w:t>
-      </w:r>
-      <w:proofErr w:type="gramEnd"/>
-      <w:r>
-        <w:rPr>
-          <w:rFonts w:ascii="Roboto Mono" w:hAnsi="Roboto Mono"/>
-        </w:rPr>
-        <w:t>10,2),</w:t>
-      </w:r>
-    </w:p>
-    <w:p>
-      <w:pPr>
-        <w:rPr>
-          <w:rFonts w:ascii="Roboto Mono" w:hAnsi="Roboto Mono"/>
-        </w:rPr>
-      </w:pPr>
-      <w:r>
-        <w:rPr>
-          <w:rFonts w:ascii="Roboto Mono" w:hAnsi="Roboto Mono"/>
-        </w:rPr>
-        <w:t xml:space="preserve">    Bonus </w:t>
-      </w:r>
-      <w:proofErr w:type="gramStart"/>
-      <w:r>
-        <w:rPr>
-          <w:rFonts w:ascii="Roboto Mono" w:hAnsi="Roboto Mono"/>
-        </w:rPr>
-        <w:t>DECIMAL(</w:t>
-      </w:r>
-      <w:proofErr w:type="gramEnd"/>
-      <w:r>
-        <w:rPr>
-          <w:rFonts w:ascii="Roboto Mono" w:hAnsi="Roboto Mono"/>
-        </w:rPr>
-        <w:t>10,2),</w:t>
+        <w:t xml:space="preserve">    FirstName VARCHAR(50),</w:t>
+      </w:r>
+    </w:p>
+    <w:p>
+      <w:pPr>
+        <w:rPr>
+          <w:rFonts w:ascii="Roboto Mono" w:hAnsi="Roboto Mono"/>
+        </w:rPr>
+      </w:pPr>
+      <w:r>
+        <w:rPr>
+          <w:rFonts w:ascii="Roboto Mono" w:hAnsi="Roboto Mono"/>
+        </w:rPr>
+        <w:t xml:space="preserve">    LastName VARCHAR(50),</w:t>
+      </w:r>
+    </w:p>
+    <w:p>
+      <w:pPr>
+        <w:rPr>
+          <w:rFonts w:ascii="Roboto Mono" w:hAnsi="Roboto Mono"/>
+        </w:rPr>
+      </w:pPr>
+      <w:r>
+        <w:rPr>
+          <w:rFonts w:ascii="Roboto Mono" w:hAnsi="Roboto Mono"/>
+        </w:rPr>
+        <w:t xml:space="preserve">    Salary DECIMAL(10,2),</w:t>
+      </w:r>
+    </w:p>
+    <w:p>
+      <w:pPr>
+        <w:rPr>
+          <w:rFonts w:ascii="Roboto Mono" w:hAnsi="Roboto Mono"/>
+        </w:rPr>
+      </w:pPr>
+      <w:r>
+        <w:rPr>
+          <w:rFonts w:ascii="Roboto Mono" w:hAnsi="Roboto Mono"/>
+        </w:rPr>
+        <w:t xml:space="preserve">    Bonus DECIMAL(10,2),</w:t>
       </w:r>
     </w:p>
     <w:p>
@@ -7089,7 +6904,7 @@
           <w:noProof/>
         </w:rPr>
         <w:drawing>
-          <wp:inline distT="0" distB="0" distL="0" distR="0" wp14:anchorId="5B722648" wp14:editId="4576B534">
+          <wp:inline distT="0" distB="0" distL="0" distR="0" wp14:anchorId="5D2FEEA0" wp14:editId="12E25941">
             <wp:extent cx="5943600" cy="1138555"/>
             <wp:effectExtent l="0" t="0" r="0" b="4445"/>
             <wp:docPr id="1476739926" name="Picture 37"/>
@@ -7106,7 +6921,7 @@
                     </pic:cNvPicPr>
                   </pic:nvPicPr>
                   <pic:blipFill>
-                    <a:blip r:embed="rId35" cstate="print">
+                    <a:blip r:embed="rId34" cstate="print">
                       <a:extLst>
                         <a:ext uri="{28A0092B-C50C-407E-A947-70E740481C1C}">
                           <a14:useLocalDpi xmlns:a14="http://schemas.microsoft.com/office/drawing/2010/main" val="0"/>
@@ -7298,9 +7113,8 @@
         <w:rPr>
           <w:noProof/>
         </w:rPr>
-        <w:lastRenderedPageBreak/>
         <w:drawing>
-          <wp:inline distT="0" distB="0" distL="0" distR="0" wp14:anchorId="5A1E3764" wp14:editId="0D60FC2A">
+          <wp:inline distT="0" distB="0" distL="0" distR="0" wp14:anchorId="1086D707" wp14:editId="1FF3D4CD">
             <wp:extent cx="5943600" cy="2047240"/>
             <wp:effectExtent l="0" t="0" r="0" b="0"/>
             <wp:docPr id="38041208" name="Picture 39"/>
@@ -7317,7 +7131,7 @@
                     </pic:cNvPicPr>
                   </pic:nvPicPr>
                   <pic:blipFill>
-                    <a:blip r:embed="rId36">
+                    <a:blip r:embed="rId35">
                       <a:extLst>
                         <a:ext uri="{28A0092B-C50C-407E-A947-70E740481C1C}">
                           <a14:useLocalDpi xmlns:a14="http://schemas.microsoft.com/office/drawing/2010/main" val="0"/>
@@ -7425,7 +7239,7 @@
           <w:noProof/>
         </w:rPr>
         <w:drawing>
-          <wp:inline distT="0" distB="0" distL="0" distR="0" wp14:anchorId="2104FA8D" wp14:editId="4585AE46">
+          <wp:inline distT="0" distB="0" distL="0" distR="0" wp14:anchorId="68378B38" wp14:editId="35E4DFE0">
             <wp:extent cx="5943600" cy="1138555"/>
             <wp:effectExtent l="0" t="0" r="0" b="4445"/>
             <wp:docPr id="1360333243" name="Picture 40"/>
@@ -7442,7 +7256,7 @@
                     </pic:cNvPicPr>
                   </pic:nvPicPr>
                   <pic:blipFill>
-                    <a:blip r:embed="rId37" cstate="print">
+                    <a:blip r:embed="rId36" cstate="print">
                       <a:extLst>
                         <a:ext uri="{28A0092B-C50C-407E-A947-70E740481C1C}">
                           <a14:useLocalDpi xmlns:a14="http://schemas.microsoft.com/office/drawing/2010/main" val="0"/>
@@ -7645,9 +7459,8 @@
         <w:rPr>
           <w:noProof/>
         </w:rPr>
-        <w:lastRenderedPageBreak/>
         <w:drawing>
-          <wp:inline distT="0" distB="0" distL="0" distR="0" wp14:anchorId="44B57BA4" wp14:editId="28D575BC">
+          <wp:inline distT="0" distB="0" distL="0" distR="0" wp14:anchorId="286D69DF" wp14:editId="08834D28">
             <wp:extent cx="5943600" cy="2058035"/>
             <wp:effectExtent l="0" t="0" r="0" b="0"/>
             <wp:docPr id="564281985" name="Picture 41"/>
@@ -7664,7 +7477,7 @@
                     </pic:cNvPicPr>
                   </pic:nvPicPr>
                   <pic:blipFill>
-                    <a:blip r:embed="rId38">
+                    <a:blip r:embed="rId37">
                       <a:extLst>
                         <a:ext uri="{28A0092B-C50C-407E-A947-70E740481C1C}">
                           <a14:useLocalDpi xmlns:a14="http://schemas.microsoft.com/office/drawing/2010/main" val="0"/>
@@ -7746,7 +7559,7 @@
           <w:noProof/>
         </w:rPr>
         <w:drawing>
-          <wp:inline distT="0" distB="0" distL="0" distR="0" wp14:anchorId="0C2354D1" wp14:editId="677C7FA6">
+          <wp:inline distT="0" distB="0" distL="0" distR="0" wp14:anchorId="3033B366" wp14:editId="4A762EEA">
             <wp:extent cx="5943600" cy="2851785"/>
             <wp:effectExtent l="0" t="0" r="0" b="5715"/>
             <wp:docPr id="971404952" name="Picture 42"/>
@@ -7763,7 +7576,7 @@
                     </pic:cNvPicPr>
                   </pic:nvPicPr>
                   <pic:blipFill>
-                    <a:blip r:embed="rId39">
+                    <a:blip r:embed="rId38">
                       <a:extLst>
                         <a:ext uri="{28A0092B-C50C-407E-A947-70E740481C1C}">
                           <a14:useLocalDpi xmlns:a14="http://schemas.microsoft.com/office/drawing/2010/main" val="0"/>
@@ -7954,9 +7767,8 @@
         <w:rPr>
           <w:noProof/>
         </w:rPr>
-        <w:lastRenderedPageBreak/>
         <w:drawing>
-          <wp:inline distT="0" distB="0" distL="0" distR="0" wp14:anchorId="3DA14CFB" wp14:editId="6D97B392">
+          <wp:inline distT="0" distB="0" distL="0" distR="0" wp14:anchorId="32F29F33" wp14:editId="20D2395A">
             <wp:extent cx="5943600" cy="2031365"/>
             <wp:effectExtent l="0" t="0" r="0" b="6985"/>
             <wp:docPr id="1569776588" name="Picture 43"/>
@@ -7973,7 +7785,7 @@
                     </pic:cNvPicPr>
                   </pic:nvPicPr>
                   <pic:blipFill>
-                    <a:blip r:embed="rId40">
+                    <a:blip r:embed="rId39">
                       <a:extLst>
                         <a:ext uri="{28A0092B-C50C-407E-A947-70E740481C1C}">
                           <a14:useLocalDpi xmlns:a14="http://schemas.microsoft.com/office/drawing/2010/main" val="0"/>
@@ -8028,35 +7840,7 @@
         <w:rPr>
           <w:rFonts w:ascii="Roboto Mono" w:hAnsi="Roboto Mono"/>
         </w:rPr>
-        <w:t xml:space="preserve">    </w:t>
-      </w:r>
-      <w:proofErr w:type="gramStart"/>
-      <w:r>
-        <w:rPr>
-          <w:rFonts w:ascii="Roboto Mono" w:hAnsi="Roboto Mono"/>
-        </w:rPr>
-        <w:t>CONCAT(</w:t>
-      </w:r>
-      <w:proofErr w:type="gramEnd"/>
-      <w:r>
-        <w:rPr>
-          <w:rFonts w:ascii="Roboto Mono" w:hAnsi="Roboto Mono"/>
-        </w:rPr>
-        <w:t xml:space="preserve">FirstName,' </w:t>
-      </w:r>
-      <w:proofErr w:type="gramStart"/>
-      <w:r>
-        <w:rPr>
-          <w:rFonts w:ascii="Roboto Mono" w:hAnsi="Roboto Mono"/>
-        </w:rPr>
-        <w:t>',LastName</w:t>
-      </w:r>
-      <w:proofErr w:type="gramEnd"/>
-      <w:r>
-        <w:rPr>
-          <w:rFonts w:ascii="Roboto Mono" w:hAnsi="Roboto Mono"/>
-        </w:rPr>
-        <w:t>) AS FullName</w:t>
+        <w:t xml:space="preserve">    CONCAT(FirstName,' ',LastName) AS FullName</w:t>
       </w:r>
     </w:p>
     <w:p>
@@ -8083,7 +7867,7 @@
           <w:noProof/>
         </w:rPr>
         <w:drawing>
-          <wp:inline distT="0" distB="0" distL="0" distR="0" wp14:anchorId="4C385EF7" wp14:editId="122AB001">
+          <wp:inline distT="0" distB="0" distL="0" distR="0" wp14:anchorId="3BEEF2A9" wp14:editId="58E00360">
             <wp:extent cx="5943600" cy="2860675"/>
             <wp:effectExtent l="0" t="0" r="0" b="0"/>
             <wp:docPr id="1484773809" name="Picture 44"/>
@@ -8100,7 +7884,7 @@
                     </pic:cNvPicPr>
                   </pic:nvPicPr>
                   <pic:blipFill>
-                    <a:blip r:embed="rId41">
+                    <a:blip r:embed="rId40">
                       <a:extLst>
                         <a:ext uri="{28A0092B-C50C-407E-A947-70E740481C1C}">
                           <a14:useLocalDpi xmlns:a14="http://schemas.microsoft.com/office/drawing/2010/main" val="0"/>
@@ -8292,9 +8076,8 @@
         <w:rPr>
           <w:noProof/>
         </w:rPr>
-        <w:lastRenderedPageBreak/>
         <w:drawing>
-          <wp:inline distT="0" distB="0" distL="0" distR="0" wp14:anchorId="37167571" wp14:editId="289DD95E">
+          <wp:inline distT="0" distB="0" distL="0" distR="0" wp14:anchorId="24EE6CBE" wp14:editId="69CE79F5">
             <wp:extent cx="5943600" cy="2613025"/>
             <wp:effectExtent l="0" t="0" r="0" b="0"/>
             <wp:docPr id="1315707071" name="Picture 48"/>
@@ -8311,7 +8094,7 @@
                     </pic:cNvPicPr>
                   </pic:nvPicPr>
                   <pic:blipFill>
-                    <a:blip r:embed="rId42">
+                    <a:blip r:embed="rId41">
                       <a:extLst>
                         <a:ext uri="{28A0092B-C50C-407E-A947-70E740481C1C}">
                           <a14:useLocalDpi xmlns:a14="http://schemas.microsoft.com/office/drawing/2010/main" val="0"/>
@@ -8496,9 +8279,8 @@
         <w:rPr>
           <w:noProof/>
         </w:rPr>
-        <w:lastRenderedPageBreak/>
         <w:drawing>
-          <wp:inline distT="0" distB="0" distL="0" distR="0" wp14:anchorId="3CB306BF" wp14:editId="7BA48AAD">
+          <wp:inline distT="0" distB="0" distL="0" distR="0" wp14:anchorId="31298A0A" wp14:editId="21A179E7">
             <wp:extent cx="5943600" cy="2218055"/>
             <wp:effectExtent l="0" t="0" r="0" b="0"/>
             <wp:docPr id="522883644" name="Picture 49"/>
@@ -8515,7 +8297,7 @@
                     </pic:cNvPicPr>
                   </pic:nvPicPr>
                   <pic:blipFill>
-                    <a:blip r:embed="rId43" cstate="print">
+                    <a:blip r:embed="rId42" cstate="print">
                       <a:extLst>
                         <a:ext uri="{28A0092B-C50C-407E-A947-70E740481C1C}">
                           <a14:useLocalDpi xmlns:a14="http://schemas.microsoft.com/office/drawing/2010/main" val="0"/>
@@ -8557,8 +8339,8 @@
         <w:rPr>
           <w:rFonts w:ascii="Roboto Mono" w:hAnsi="Roboto Mono"/>
         </w:rPr>
-        <w:pict w14:anchorId="29F189C5">
-          <v:rect id="_x0000_i1279" style="width:0;height:1.5pt" o:hralign="center" o:hrstd="t" o:hr="t" fillcolor="#a0a0a0" stroked="f"/>
+        <w:pict w14:anchorId="1BCC71A2">
+          <v:rect id="_x0000_i1051" style="width:0;height:1.5pt" o:hralign="center" o:hrstd="t" o:hr="t" fillcolor="#a0a0a0" stroked="f"/>
         </w:pict>
       </w:r>
     </w:p>
@@ -8648,7 +8430,7 @@
           <w:noProof/>
         </w:rPr>
         <w:drawing>
-          <wp:inline distT="0" distB="0" distL="0" distR="0" wp14:anchorId="0FB95BB5" wp14:editId="30511327">
+          <wp:inline distT="0" distB="0" distL="0" distR="0" wp14:anchorId="4ACE4558" wp14:editId="6647242C">
             <wp:extent cx="5943600" cy="1608455"/>
             <wp:effectExtent l="0" t="0" r="0" b="0"/>
             <wp:docPr id="396928506" name="Picture 32"/>
@@ -8665,7 +8447,7 @@
                     </pic:cNvPicPr>
                   </pic:nvPicPr>
                   <pic:blipFill>
-                    <a:blip r:embed="rId44">
+                    <a:blip r:embed="rId43">
                       <a:extLst>
                         <a:ext uri="{28A0092B-C50C-407E-A947-70E740481C1C}">
                           <a14:useLocalDpi xmlns:a14="http://schemas.microsoft.com/office/drawing/2010/main" val="0"/>
@@ -8985,8 +8767,8 @@
         <w:rPr>
           <w:rFonts w:ascii="Roboto Mono" w:hAnsi="Roboto Mono"/>
         </w:rPr>
-        <w:pict w14:anchorId="323F199E">
-          <v:rect id="_x0000_i1280" style="width:0;height:1.5pt" o:hralign="center" o:hrstd="t" o:hr="t" fillcolor="#a0a0a0" stroked="f"/>
+        <w:pict w14:anchorId="0D300289">
+          <v:rect id="_x0000_i1052" style="width:0;height:1.5pt" o:hralign="center" o:hrstd="t" o:hr="t" fillcolor="#a0a0a0" stroked="f"/>
         </w:pict>
       </w:r>
     </w:p>
@@ -8998,7 +8780,6 @@
         <w:rPr>
           <w:rFonts w:ascii="Segoe UI Emoji" w:hAnsi="Segoe UI Emoji" w:cs="Segoe UI Emoji"/>
         </w:rPr>
-        <w:lastRenderedPageBreak/>
         <w:t>⚠️</w:t>
       </w:r>
       <w:r>
@@ -9068,7 +8849,7 @@
       <w:pPr>
         <w:numPr>
           <w:ilvl w:val="0"/>
-          <w:numId w:val="4"/>
+          <w:numId w:val="3"/>
         </w:numPr>
         <w:rPr>
           <w:rFonts w:ascii="Roboto Mono" w:hAnsi="Roboto Mono"/>
@@ -9085,7 +8866,7 @@
       <w:pPr>
         <w:numPr>
           <w:ilvl w:val="0"/>
-          <w:numId w:val="4"/>
+          <w:numId w:val="3"/>
         </w:numPr>
         <w:rPr>
           <w:rFonts w:ascii="Roboto Mono" w:hAnsi="Roboto Mono"/>
@@ -9102,7 +8883,7 @@
       <w:pPr>
         <w:numPr>
           <w:ilvl w:val="0"/>
-          <w:numId w:val="4"/>
+          <w:numId w:val="3"/>
         </w:numPr>
         <w:rPr>
           <w:rFonts w:ascii="Roboto Mono" w:hAnsi="Roboto Mono"/>
@@ -9119,7 +8900,7 @@
       <w:pPr>
         <w:numPr>
           <w:ilvl w:val="0"/>
-          <w:numId w:val="4"/>
+          <w:numId w:val="3"/>
         </w:numPr>
         <w:rPr>
           <w:rFonts w:ascii="Roboto Mono" w:hAnsi="Roboto Mono"/>
@@ -9142,8 +8923,8 @@
         <w:rPr>
           <w:rFonts w:ascii="Roboto Mono" w:hAnsi="Roboto Mono"/>
         </w:rPr>
-        <w:pict w14:anchorId="39C68E14">
-          <v:rect id="_x0000_i1281" style="width:0;height:1.5pt" o:hralign="center" o:hrstd="t" o:hr="t" fillcolor="#a0a0a0" stroked="f"/>
+        <w:pict w14:anchorId="05DDFB78">
+          <v:rect id="_x0000_i1053" style="width:0;height:1.5pt" o:hralign="center" o:hrstd="t" o:hr="t" fillcolor="#a0a0a0" stroked="f"/>
         </w:pict>
       </w:r>
     </w:p>
@@ -9233,7 +9014,7 @@
           <w:noProof/>
         </w:rPr>
         <w:drawing>
-          <wp:inline distT="0" distB="0" distL="0" distR="0" wp14:anchorId="3290CADA" wp14:editId="4E20E8A6">
+          <wp:inline distT="0" distB="0" distL="0" distR="0" wp14:anchorId="524398B4" wp14:editId="064620BD">
             <wp:extent cx="5943600" cy="1789430"/>
             <wp:effectExtent l="0" t="0" r="0" b="1270"/>
             <wp:docPr id="1745937863" name="Picture 33"/>
@@ -9250,7 +9031,7 @@
                     </pic:cNvPicPr>
                   </pic:nvPicPr>
                   <pic:blipFill>
-                    <a:blip r:embed="rId45">
+                    <a:blip r:embed="rId44">
                       <a:extLst>
                         <a:ext uri="{28A0092B-C50C-407E-A947-70E740481C1C}">
                           <a14:useLocalDpi xmlns:a14="http://schemas.microsoft.com/office/drawing/2010/main" val="0"/>
@@ -9407,7 +9188,6 @@
         <w:rPr>
           <w:rFonts w:ascii="Roboto Mono" w:hAnsi="Roboto Mono"/>
         </w:rPr>
-        <w:lastRenderedPageBreak/>
         <w:t xml:space="preserve">        </w:t>
       </w:r>
       <w:r>
@@ -9459,8 +9239,8 @@
         <w:rPr>
           <w:rFonts w:ascii="Roboto Mono" w:hAnsi="Roboto Mono"/>
         </w:rPr>
-        <w:pict w14:anchorId="11455A47">
-          <v:rect id="_x0000_i1282" style="width:0;height:1.5pt" o:hralign="center" o:hrstd="t" o:hr="t" fillcolor="#a0a0a0" stroked="f"/>
+        <w:pict w14:anchorId="3004D8D3">
+          <v:rect id="_x0000_i1054" style="width:0;height:1.5pt" o:hralign="center" o:hrstd="t" o:hr="t" fillcolor="#a0a0a0" stroked="f"/>
         </w:pict>
       </w:r>
     </w:p>
@@ -9588,7 +9368,7 @@
           <w:noProof/>
         </w:rPr>
         <w:drawing>
-          <wp:inline distT="0" distB="0" distL="0" distR="0" wp14:anchorId="6C4DDFF2" wp14:editId="1EB30384">
+          <wp:inline distT="0" distB="0" distL="0" distR="0" wp14:anchorId="4B62A2FD" wp14:editId="2213A3D2">
             <wp:extent cx="5943600" cy="353695"/>
             <wp:effectExtent l="0" t="0" r="0" b="8255"/>
             <wp:docPr id="985462017" name="Picture 34"/>
@@ -9605,7 +9385,7 @@
                     </pic:cNvPicPr>
                   </pic:nvPicPr>
                   <pic:blipFill>
-                    <a:blip r:embed="rId46">
+                    <a:blip r:embed="rId45">
                       <a:extLst>
                         <a:ext uri="{28A0092B-C50C-407E-A947-70E740481C1C}">
                           <a14:useLocalDpi xmlns:a14="http://schemas.microsoft.com/office/drawing/2010/main" val="0"/>
@@ -9687,7 +9467,7 @@
           <w:noProof/>
         </w:rPr>
         <w:drawing>
-          <wp:inline distT="0" distB="0" distL="0" distR="0" wp14:anchorId="78E23B6A" wp14:editId="769EBC2B">
+          <wp:inline distT="0" distB="0" distL="0" distR="0" wp14:anchorId="668075F2" wp14:editId="6939A9C4">
             <wp:extent cx="5943600" cy="636905"/>
             <wp:effectExtent l="0" t="0" r="0" b="0"/>
             <wp:docPr id="119516009" name="Picture 35"/>
@@ -9704,7 +9484,7 @@
                     </pic:cNvPicPr>
                   </pic:nvPicPr>
                   <pic:blipFill>
-                    <a:blip r:embed="rId47">
+                    <a:blip r:embed="rId46">
                       <a:extLst>
                         <a:ext uri="{28A0092B-C50C-407E-A947-70E740481C1C}">
                           <a14:useLocalDpi xmlns:a14="http://schemas.microsoft.com/office/drawing/2010/main" val="0"/>
@@ -9785,8 +9565,8 @@
         <w:rPr>
           <w:rFonts w:ascii="Roboto Mono" w:hAnsi="Roboto Mono"/>
         </w:rPr>
-        <w:pict w14:anchorId="540DBA78">
-          <v:rect id="_x0000_i1284" style="width:0;height:1.5pt" o:hralign="center" o:hrstd="t" o:hr="t" fillcolor="#a0a0a0" stroked="f"/>
+        <w:pict w14:anchorId="44FEF344">
+          <v:rect id="_x0000_i1055" style="width:0;height:1.5pt" o:hralign="center" o:hrstd="t" o:hr="t" fillcolor="#a0a0a0" stroked="f"/>
         </w:pict>
       </w:r>
     </w:p>
@@ -9887,23 +9667,17 @@
         <w:rPr>
           <w:rFonts w:ascii="Roboto Mono" w:hAnsi="Roboto Mono"/>
         </w:rPr>
-        <w:t xml:space="preserve"> is any valid combination of values, columns, operators, functions, and keywords that SQL evaluates to produce </w:t>
-      </w:r>
-      <w:r>
-        <w:rPr>
-          <w:rFonts w:ascii="Roboto Mono" w:hAnsi="Roboto Mono"/>
-        </w:rPr>
-        <w:lastRenderedPageBreak/>
-        <w:t>a single result. Expressions are the foundation of SQL queries and are used for calculations, comparisons, text manipulation, conditional logic, filtering, sorting, and data transformation across clauses such as SELECT, WHERE, ORDER BY, GROUP BY, and HAVING.</w:t>
-      </w:r>
-    </w:p>
-    <w:p>
-      <w:pPr>
-        <w:rPr>
-          <w:rFonts w:ascii="Roboto Mono" w:hAnsi="Roboto Mono"/>
-        </w:rPr>
-      </w:pPr>
-    </w:p>
+        <w:t xml:space="preserve"> is any valid combination of values, columns, operators, functions, and keywords that SQL evaluates to produce a single result. Expressions are the foundation of SQL queries and are used for calculations, comparisons, text manipulation, conditional logic, filtering, sorting, and data transformation across clauses such as SELECT, WHERE, ORDER BY, GROUP BY, and HAVING.</w:t>
+      </w:r>
+    </w:p>
+    <w:p>
+      <w:pPr>
+        <w:rPr>
+          <w:rFonts w:ascii="Roboto Mono" w:hAnsi="Roboto Mono"/>
+        </w:rPr>
+      </w:pPr>
+    </w:p>
+    <w:p/>
     <w:sectPr>
       <w:pgSz w:w="12240" w:h="15840"/>
       <w:pgMar w:top="1440" w:right="1440" w:bottom="1440" w:left="1440" w:header="720" w:footer="720" w:gutter="0"/>
@@ -10363,129 +10137,13 @@
       </w:rPr>
     </w:lvl>
   </w:abstractNum>
-  <w:abstractNum w:abstractNumId="3" w15:restartNumberingAfterBreak="0">
-    <w:nsid w:val="54410677"/>
-    <w:multiLevelType w:val="multilevel"/>
-    <w:tmpl w:val="4F18A3F6"/>
-    <w:lvl w:ilvl="0">
-      <w:start w:val="1"/>
-      <w:numFmt w:val="decimal"/>
-      <w:lvlText w:val="%1."/>
-      <w:lvlJc w:val="left"/>
-      <w:pPr>
-        <w:tabs>
-          <w:tab w:val="num" w:pos="720"/>
-        </w:tabs>
-        <w:ind w:left="720" w:hanging="360"/>
-      </w:pPr>
-    </w:lvl>
-    <w:lvl w:ilvl="1" w:tentative="1">
-      <w:start w:val="1"/>
-      <w:numFmt w:val="decimal"/>
-      <w:lvlText w:val="%2."/>
-      <w:lvlJc w:val="left"/>
-      <w:pPr>
-        <w:tabs>
-          <w:tab w:val="num" w:pos="1440"/>
-        </w:tabs>
-        <w:ind w:left="1440" w:hanging="360"/>
-      </w:pPr>
-    </w:lvl>
-    <w:lvl w:ilvl="2" w:tentative="1">
-      <w:start w:val="1"/>
-      <w:numFmt w:val="decimal"/>
-      <w:lvlText w:val="%3."/>
-      <w:lvlJc w:val="left"/>
-      <w:pPr>
-        <w:tabs>
-          <w:tab w:val="num" w:pos="2160"/>
-        </w:tabs>
-        <w:ind w:left="2160" w:hanging="360"/>
-      </w:pPr>
-    </w:lvl>
-    <w:lvl w:ilvl="3" w:tentative="1">
-      <w:start w:val="1"/>
-      <w:numFmt w:val="decimal"/>
-      <w:lvlText w:val="%4."/>
-      <w:lvlJc w:val="left"/>
-      <w:pPr>
-        <w:tabs>
-          <w:tab w:val="num" w:pos="2880"/>
-        </w:tabs>
-        <w:ind w:left="2880" w:hanging="360"/>
-      </w:pPr>
-    </w:lvl>
-    <w:lvl w:ilvl="4" w:tentative="1">
-      <w:start w:val="1"/>
-      <w:numFmt w:val="decimal"/>
-      <w:lvlText w:val="%5."/>
-      <w:lvlJc w:val="left"/>
-      <w:pPr>
-        <w:tabs>
-          <w:tab w:val="num" w:pos="3600"/>
-        </w:tabs>
-        <w:ind w:left="3600" w:hanging="360"/>
-      </w:pPr>
-    </w:lvl>
-    <w:lvl w:ilvl="5" w:tentative="1">
-      <w:start w:val="1"/>
-      <w:numFmt w:val="decimal"/>
-      <w:lvlText w:val="%6."/>
-      <w:lvlJc w:val="left"/>
-      <w:pPr>
-        <w:tabs>
-          <w:tab w:val="num" w:pos="4320"/>
-        </w:tabs>
-        <w:ind w:left="4320" w:hanging="360"/>
-      </w:pPr>
-    </w:lvl>
-    <w:lvl w:ilvl="6" w:tentative="1">
-      <w:start w:val="1"/>
-      <w:numFmt w:val="decimal"/>
-      <w:lvlText w:val="%7."/>
-      <w:lvlJc w:val="left"/>
-      <w:pPr>
-        <w:tabs>
-          <w:tab w:val="num" w:pos="5040"/>
-        </w:tabs>
-        <w:ind w:left="5040" w:hanging="360"/>
-      </w:pPr>
-    </w:lvl>
-    <w:lvl w:ilvl="7" w:tentative="1">
-      <w:start w:val="1"/>
-      <w:numFmt w:val="decimal"/>
-      <w:lvlText w:val="%8."/>
-      <w:lvlJc w:val="left"/>
-      <w:pPr>
-        <w:tabs>
-          <w:tab w:val="num" w:pos="5760"/>
-        </w:tabs>
-        <w:ind w:left="5760" w:hanging="360"/>
-      </w:pPr>
-    </w:lvl>
-    <w:lvl w:ilvl="8" w:tentative="1">
-      <w:start w:val="1"/>
-      <w:numFmt w:val="decimal"/>
-      <w:lvlText w:val="%9."/>
-      <w:lvlJc w:val="left"/>
-      <w:pPr>
-        <w:tabs>
-          <w:tab w:val="num" w:pos="6480"/>
-        </w:tabs>
-        <w:ind w:left="6480" w:hanging="360"/>
-      </w:pPr>
-    </w:lvl>
-  </w:abstractNum>
-  <w:num w:numId="1" w16cid:durableId="1290013755">
-    <w:abstractNumId w:val="3"/>
-  </w:num>
-  <w:num w:numId="2" w16cid:durableId="1226070063">
+  <w:num w:numId="1" w16cid:durableId="1226070063">
     <w:abstractNumId w:val="0"/>
   </w:num>
-  <w:num w:numId="3" w16cid:durableId="610205762">
+  <w:num w:numId="2" w16cid:durableId="610205762">
     <w:abstractNumId w:val="2"/>
   </w:num>
-  <w:num w:numId="4" w16cid:durableId="1633903036">
+  <w:num w:numId="3" w16cid:durableId="1633903036">
     <w:abstractNumId w:val="1"/>
   </w:num>
 </w:numbering>
@@ -10891,7 +10549,6 @@
   <w:style w:type="paragraph" w:default="1" w:styleId="Normal">
     <w:name w:val="Normal"/>
     <w:qFormat/>
-    <w:rsid w:val="009A33FE"/>
   </w:style>
   <w:style w:type="paragraph" w:styleId="Heading1">
     <w:name w:val="heading 1"/>
@@ -10900,7 +10557,7 @@
     <w:link w:val="Heading1Char"/>
     <w:uiPriority w:val="9"/>
     <w:qFormat/>
-    <w:rsid w:val="0072202F"/>
+    <w:rsid w:val="00B714C9"/>
     <w:pPr>
       <w:keepNext/>
       <w:keepLines/>
@@ -10922,7 +10579,7 @@
     <w:uiPriority w:val="9"/>
     <w:unhideWhenUsed/>
     <w:qFormat/>
-    <w:rsid w:val="0072202F"/>
+    <w:rsid w:val="00B714C9"/>
     <w:pPr>
       <w:keepNext/>
       <w:keepLines/>
@@ -10944,7 +10601,7 @@
     <w:uiPriority w:val="9"/>
     <w:unhideWhenUsed/>
     <w:qFormat/>
-    <w:rsid w:val="0072202F"/>
+    <w:rsid w:val="00B714C9"/>
     <w:pPr>
       <w:keepNext/>
       <w:keepLines/>
@@ -10966,7 +10623,7 @@
     <w:uiPriority w:val="9"/>
     <w:unhideWhenUsed/>
     <w:qFormat/>
-    <w:rsid w:val="0072202F"/>
+    <w:rsid w:val="00B714C9"/>
     <w:pPr>
       <w:keepNext/>
       <w:keepLines/>
@@ -10986,9 +10643,10 @@
     <w:next w:val="Normal"/>
     <w:link w:val="Heading5Char"/>
     <w:uiPriority w:val="9"/>
+    <w:semiHidden/>
     <w:unhideWhenUsed/>
     <w:qFormat/>
-    <w:rsid w:val="0072202F"/>
+    <w:rsid w:val="00B714C9"/>
     <w:pPr>
       <w:keepNext/>
       <w:keepLines/>
@@ -11009,7 +10667,7 @@
     <w:semiHidden/>
     <w:unhideWhenUsed/>
     <w:qFormat/>
-    <w:rsid w:val="0072202F"/>
+    <w:rsid w:val="00B714C9"/>
     <w:pPr>
       <w:keepNext/>
       <w:keepLines/>
@@ -11032,7 +10690,7 @@
     <w:semiHidden/>
     <w:unhideWhenUsed/>
     <w:qFormat/>
-    <w:rsid w:val="0072202F"/>
+    <w:rsid w:val="00B714C9"/>
     <w:pPr>
       <w:keepNext/>
       <w:keepLines/>
@@ -11053,7 +10711,7 @@
     <w:semiHidden/>
     <w:unhideWhenUsed/>
     <w:qFormat/>
-    <w:rsid w:val="0072202F"/>
+    <w:rsid w:val="00B714C9"/>
     <w:pPr>
       <w:keepNext/>
       <w:keepLines/>
@@ -11076,7 +10734,7 @@
     <w:semiHidden/>
     <w:unhideWhenUsed/>
     <w:qFormat/>
-    <w:rsid w:val="0072202F"/>
+    <w:rsid w:val="00B714C9"/>
     <w:pPr>
       <w:keepNext/>
       <w:keepLines/>
@@ -11091,6 +10749,7 @@
   <w:style w:type="character" w:default="1" w:styleId="DefaultParagraphFont">
     <w:name w:val="Default Paragraph Font"/>
     <w:uiPriority w:val="1"/>
+    <w:semiHidden/>
     <w:unhideWhenUsed/>
   </w:style>
   <w:style w:type="table" w:default="1" w:styleId="TableNormal">
@@ -11119,7 +10778,7 @@
     <w:basedOn w:val="DefaultParagraphFont"/>
     <w:link w:val="Heading1"/>
     <w:uiPriority w:val="9"/>
-    <w:rsid w:val="0072202F"/>
+    <w:rsid w:val="00B714C9"/>
     <w:rPr>
       <w:rFonts w:asciiTheme="majorHAnsi" w:eastAsiaTheme="majorEastAsia" w:hAnsiTheme="majorHAnsi" w:cstheme="majorBidi"/>
       <w:color w:val="2F5496" w:themeColor="accent1" w:themeShade="BF"/>
@@ -11132,7 +10791,7 @@
     <w:basedOn w:val="DefaultParagraphFont"/>
     <w:link w:val="Heading2"/>
     <w:uiPriority w:val="9"/>
-    <w:rsid w:val="0072202F"/>
+    <w:rsid w:val="00B714C9"/>
     <w:rPr>
       <w:rFonts w:asciiTheme="majorHAnsi" w:eastAsiaTheme="majorEastAsia" w:hAnsiTheme="majorHAnsi" w:cstheme="majorBidi"/>
       <w:color w:val="2F5496" w:themeColor="accent1" w:themeShade="BF"/>
@@ -11145,7 +10804,7 @@
     <w:basedOn w:val="DefaultParagraphFont"/>
     <w:link w:val="Heading3"/>
     <w:uiPriority w:val="9"/>
-    <w:rsid w:val="0072202F"/>
+    <w:rsid w:val="00B714C9"/>
     <w:rPr>
       <w:rFonts w:eastAsiaTheme="majorEastAsia" w:cstheme="majorBidi"/>
       <w:color w:val="2F5496" w:themeColor="accent1" w:themeShade="BF"/>
@@ -11158,7 +10817,7 @@
     <w:basedOn w:val="DefaultParagraphFont"/>
     <w:link w:val="Heading4"/>
     <w:uiPriority w:val="9"/>
-    <w:rsid w:val="0072202F"/>
+    <w:rsid w:val="00B714C9"/>
     <w:rPr>
       <w:rFonts w:eastAsiaTheme="majorEastAsia" w:cstheme="majorBidi"/>
       <w:i/>
@@ -11171,7 +10830,8 @@
     <w:basedOn w:val="DefaultParagraphFont"/>
     <w:link w:val="Heading5"/>
     <w:uiPriority w:val="9"/>
-    <w:rsid w:val="0072202F"/>
+    <w:semiHidden/>
+    <w:rsid w:val="00B714C9"/>
     <w:rPr>
       <w:rFonts w:eastAsiaTheme="majorEastAsia" w:cstheme="majorBidi"/>
       <w:color w:val="2F5496" w:themeColor="accent1" w:themeShade="BF"/>
@@ -11183,7 +10843,7 @@
     <w:link w:val="Heading6"/>
     <w:uiPriority w:val="9"/>
     <w:semiHidden/>
-    <w:rsid w:val="0072202F"/>
+    <w:rsid w:val="00B714C9"/>
     <w:rPr>
       <w:rFonts w:eastAsiaTheme="majorEastAsia" w:cstheme="majorBidi"/>
       <w:i/>
@@ -11197,7 +10857,7 @@
     <w:link w:val="Heading7"/>
     <w:uiPriority w:val="9"/>
     <w:semiHidden/>
-    <w:rsid w:val="0072202F"/>
+    <w:rsid w:val="00B714C9"/>
     <w:rPr>
       <w:rFonts w:eastAsiaTheme="majorEastAsia" w:cstheme="majorBidi"/>
       <w:color w:val="595959" w:themeColor="text1" w:themeTint="A6"/>
@@ -11209,7 +10869,7 @@
     <w:link w:val="Heading8"/>
     <w:uiPriority w:val="9"/>
     <w:semiHidden/>
-    <w:rsid w:val="0072202F"/>
+    <w:rsid w:val="00B714C9"/>
     <w:rPr>
       <w:rFonts w:eastAsiaTheme="majorEastAsia" w:cstheme="majorBidi"/>
       <w:i/>
@@ -11223,7 +10883,7 @@
     <w:link w:val="Heading9"/>
     <w:uiPriority w:val="9"/>
     <w:semiHidden/>
-    <w:rsid w:val="0072202F"/>
+    <w:rsid w:val="00B714C9"/>
     <w:rPr>
       <w:rFonts w:eastAsiaTheme="majorEastAsia" w:cstheme="majorBidi"/>
       <w:color w:val="272727" w:themeColor="text1" w:themeTint="D8"/>
@@ -11236,7 +10896,7 @@
     <w:link w:val="TitleChar"/>
     <w:uiPriority w:val="10"/>
     <w:qFormat/>
-    <w:rsid w:val="0072202F"/>
+    <w:rsid w:val="00B714C9"/>
     <w:pPr>
       <w:spacing w:after="80" w:line="240" w:lineRule="auto"/>
       <w:contextualSpacing/>
@@ -11254,7 +10914,7 @@
     <w:basedOn w:val="DefaultParagraphFont"/>
     <w:link w:val="Title"/>
     <w:uiPriority w:val="10"/>
-    <w:rsid w:val="0072202F"/>
+    <w:rsid w:val="00B714C9"/>
     <w:rPr>
       <w:rFonts w:asciiTheme="majorHAnsi" w:eastAsiaTheme="majorEastAsia" w:hAnsiTheme="majorHAnsi" w:cstheme="majorBidi"/>
       <w:spacing w:val="-10"/>
@@ -11270,7 +10930,7 @@
     <w:link w:val="SubtitleChar"/>
     <w:uiPriority w:val="11"/>
     <w:qFormat/>
-    <w:rsid w:val="0072202F"/>
+    <w:rsid w:val="00B714C9"/>
     <w:pPr>
       <w:numPr>
         <w:ilvl w:val="1"/>
@@ -11289,7 +10949,7 @@
     <w:basedOn w:val="DefaultParagraphFont"/>
     <w:link w:val="Subtitle"/>
     <w:uiPriority w:val="11"/>
-    <w:rsid w:val="0072202F"/>
+    <w:rsid w:val="00B714C9"/>
     <w:rPr>
       <w:rFonts w:eastAsiaTheme="majorEastAsia" w:cstheme="majorBidi"/>
       <w:color w:val="595959" w:themeColor="text1" w:themeTint="A6"/>
@@ -11305,7 +10965,7 @@
     <w:link w:val="QuoteChar"/>
     <w:uiPriority w:val="29"/>
     <w:qFormat/>
-    <w:rsid w:val="0072202F"/>
+    <w:rsid w:val="00B714C9"/>
     <w:pPr>
       <w:spacing w:before="160"/>
       <w:jc w:val="center"/>
@@ -11321,7 +10981,7 @@
     <w:basedOn w:val="DefaultParagraphFont"/>
     <w:link w:val="Quote"/>
     <w:uiPriority w:val="29"/>
-    <w:rsid w:val="0072202F"/>
+    <w:rsid w:val="00B714C9"/>
     <w:rPr>
       <w:i/>
       <w:iCs/>
@@ -11333,7 +10993,7 @@
     <w:basedOn w:val="Normal"/>
     <w:uiPriority w:val="34"/>
     <w:qFormat/>
-    <w:rsid w:val="0072202F"/>
+    <w:rsid w:val="00B714C9"/>
     <w:pPr>
       <w:ind w:left="720"/>
       <w:contextualSpacing/>
@@ -11344,7 +11004,7 @@
     <w:basedOn w:val="DefaultParagraphFont"/>
     <w:uiPriority w:val="21"/>
     <w:qFormat/>
-    <w:rsid w:val="0072202F"/>
+    <w:rsid w:val="00B714C9"/>
     <w:rPr>
       <w:i/>
       <w:iCs/>
@@ -11358,7 +11018,7 @@
     <w:link w:val="IntenseQuoteChar"/>
     <w:uiPriority w:val="30"/>
     <w:qFormat/>
-    <w:rsid w:val="0072202F"/>
+    <w:rsid w:val="00B714C9"/>
     <w:pPr>
       <w:pBdr>
         <w:top w:val="single" w:sz="4" w:space="10" w:color="2F5496" w:themeColor="accent1" w:themeShade="BF"/>
@@ -11379,7 +11039,7 @@
     <w:basedOn w:val="DefaultParagraphFont"/>
     <w:link w:val="IntenseQuote"/>
     <w:uiPriority w:val="30"/>
-    <w:rsid w:val="0072202F"/>
+    <w:rsid w:val="00B714C9"/>
     <w:rPr>
       <w:i/>
       <w:iCs/>
@@ -11391,7 +11051,7 @@
     <w:basedOn w:val="DefaultParagraphFont"/>
     <w:uiPriority w:val="32"/>
     <w:qFormat/>
-    <w:rsid w:val="0072202F"/>
+    <w:rsid w:val="00B714C9"/>
     <w:rPr>
       <w:b/>
       <w:bCs/>
@@ -11696,16 +11356,4 @@
     </a:ext>
   </a:extLst>
 </a:theme>
-</file>
-
-<file path=customXml/item1.xml><?xml version="1.0" encoding="utf-8"?>
-<b:Sources xmlns:b="http://schemas.openxmlformats.org/officeDocument/2006/bibliography" xmlns="http://schemas.openxmlformats.org/officeDocument/2006/bibliography" SelectedStyle="\APASixthEditionOfficeOnline.xsl" StyleName="APA" Version="6"/>
-</file>
-
-<file path=customXml/itemProps1.xml><?xml version="1.0" encoding="utf-8"?>
-<ds:datastoreItem xmlns:ds="http://schemas.openxmlformats.org/officeDocument/2006/customXml" ds:itemID="{224D0FC7-82C2-4C95-9FF8-17B9B30EE61A}">
-  <ds:schemaRefs>
-    <ds:schemaRef ds:uri="http://schemas.openxmlformats.org/officeDocument/2006/bibliography"/>
-  </ds:schemaRefs>
-</ds:datastoreItem>
 </file>